--- a/작업일지/졸업작품 작업일지 - 3주차.docx
+++ b/작업일지/졸업작품 작업일지 - 3주차.docx
@@ -109,7 +109,6 @@
               </w:rPr>
               <w:t xml:space="preserve"> </w:t>
             </w:r>
-            <w:proofErr w:type="spellStart"/>
             <w:r>
               <w:rPr>
                 <w:rFonts w:hint="eastAsia"/>
@@ -118,7 +117,6 @@
               </w:rPr>
               <w:t>장명운</w:t>
             </w:r>
-            <w:proofErr w:type="spellEnd"/>
           </w:p>
           <w:p>
             <w:pPr>
@@ -259,7 +257,6 @@
                 <w:sz w:val="22"/>
               </w:rPr>
             </w:pPr>
-            <w:proofErr w:type="spellStart"/>
             <w:r>
               <w:rPr>
                 <w:rFonts w:hint="eastAsia"/>
@@ -268,7 +265,6 @@
               </w:rPr>
               <w:t>팀명</w:t>
             </w:r>
-            <w:proofErr w:type="spellEnd"/>
           </w:p>
         </w:tc>
         <w:tc>
@@ -305,7 +301,6 @@
                 <w:szCs w:val="18"/>
               </w:rPr>
             </w:pPr>
-            <w:proofErr w:type="gramStart"/>
             <w:r>
               <w:rPr>
                 <w:rFonts w:hint="eastAsia"/>
@@ -346,7 +341,6 @@
               </w:rPr>
               <w:t>utlander</w:t>
             </w:r>
-            <w:proofErr w:type="gramEnd"/>
             <w:r>
               <w:rPr>
                 <w:rFonts w:hint="eastAsia"/>
@@ -450,7 +444,6 @@
             <w:pPr>
               <w:jc w:val="center"/>
               <w:rPr>
-                <w:rFonts w:hint="eastAsia"/>
                 <w:b/>
               </w:rPr>
             </w:pPr>
@@ -640,7 +633,6 @@
                 <w:bCs/>
               </w:rPr>
             </w:pPr>
-            <w:proofErr w:type="spellStart"/>
             <w:r>
               <w:rPr>
                 <w:rFonts w:hint="eastAsia"/>
@@ -648,7 +640,6 @@
               </w:rPr>
               <w:t>장명운</w:t>
             </w:r>
-            <w:proofErr w:type="spellEnd"/>
             <w:r>
               <w:rPr>
                 <w:rFonts w:hint="eastAsia"/>
@@ -663,21 +654,12 @@
               </w:rPr>
               <w:t xml:space="preserve"> </w:t>
             </w:r>
-            <w:proofErr w:type="spellStart"/>
-            <w:r>
-              <w:rPr>
-                <w:rFonts w:hint="eastAsia"/>
-                <w:b/>
-              </w:rPr>
-              <w:t>노멀</w:t>
-            </w:r>
-            <w:proofErr w:type="spellEnd"/>
-            <w:r>
-              <w:rPr>
-                <w:rFonts w:hint="eastAsia"/>
-                <w:b/>
-              </w:rPr>
-              <w:t xml:space="preserve"> 매핑 및 </w:t>
+            <w:r>
+              <w:rPr>
+                <w:rFonts w:hint="eastAsia"/>
+                <w:b/>
+              </w:rPr>
+              <w:t xml:space="preserve">노멀 매핑 및 </w:t>
             </w:r>
             <w:r>
               <w:rPr>
@@ -686,54 +668,13 @@
                 <w:bCs/>
                 <w:szCs w:val="20"/>
               </w:rPr>
-              <w:t xml:space="preserve">그림자 매핑 추가, 유니티 레벨 </w:t>
-            </w:r>
-            <w:proofErr w:type="spellStart"/>
-            <w:r>
-              <w:rPr>
-                <w:rFonts w:hint="eastAsia"/>
-                <w:b/>
-                <w:bCs/>
-                <w:szCs w:val="20"/>
-              </w:rPr>
-              <w:t>익스포터</w:t>
-            </w:r>
-            <w:proofErr w:type="spellEnd"/>
-            <w:r>
-              <w:rPr>
-                <w:rFonts w:hint="eastAsia"/>
-                <w:b/>
-                <w:bCs/>
-                <w:szCs w:val="20"/>
-              </w:rPr>
-              <w:t xml:space="preserve"> 및 클라이언트 </w:t>
-            </w:r>
-            <w:proofErr w:type="spellStart"/>
-            <w:r>
-              <w:rPr>
-                <w:rFonts w:hint="eastAsia"/>
-                <w:b/>
-                <w:bCs/>
-                <w:szCs w:val="20"/>
-              </w:rPr>
-              <w:t>임포트</w:t>
-            </w:r>
-            <w:proofErr w:type="spellEnd"/>
-            <w:r>
-              <w:rPr>
-                <w:rFonts w:hint="eastAsia"/>
-                <w:b/>
-                <w:bCs/>
-                <w:szCs w:val="20"/>
-              </w:rPr>
-              <w:t xml:space="preserve"> 로직 제작, Terrain Texture Tiling</w:t>
+              <w:t>그림자 매핑 추가, 유니티 레벨 익스포터 및 클라이언트 임포트 로직 제작, Terrain Texture Tiling</w:t>
             </w:r>
           </w:p>
           <w:p>
             <w:pPr>
               <w:jc w:val="left"/>
               <w:rPr>
-                <w:rFonts w:hint="eastAsia"/>
                 <w:b/>
                 <w:bCs/>
               </w:rPr>
@@ -771,6 +712,7 @@
             <w:pPr>
               <w:jc w:val="left"/>
               <w:rPr>
+                <w:rFonts w:hint="eastAsia"/>
                 <w:b/>
                 <w:bCs/>
               </w:rPr>
@@ -801,23 +743,28 @@
                 <w:rFonts w:hint="eastAsia"/>
                 <w:b/>
               </w:rPr>
-              <w:t xml:space="preserve">Tessellation을 위한 </w:t>
-            </w:r>
-            <w:proofErr w:type="spellStart"/>
-            <w:r>
-              <w:rPr>
-                <w:rFonts w:hint="eastAsia"/>
-                <w:b/>
-              </w:rPr>
-              <w:t>셰이더</w:t>
-            </w:r>
-            <w:proofErr w:type="spellEnd"/>
-            <w:r>
-              <w:rPr>
-                <w:rFonts w:hint="eastAsia"/>
-                <w:b/>
-              </w:rPr>
-              <w:t xml:space="preserve"> 코드와 클래스 작성</w:t>
+              <w:t xml:space="preserve">유니티 공부, </w:t>
+            </w:r>
+            <w:r>
+              <w:rPr>
+                <w:rFonts w:hint="eastAsia"/>
+                <w:b/>
+              </w:rPr>
+              <w:t xml:space="preserve">3D프로그래밍 수업 자료 </w:t>
+            </w:r>
+            <w:r>
+              <w:rPr>
+                <w:rFonts w:hint="eastAsia"/>
+                <w:b/>
+              </w:rPr>
+              <w:t xml:space="preserve">- </w:t>
+            </w:r>
+            <w:r>
+              <w:rPr>
+                <w:rFonts w:hint="eastAsia"/>
+                <w:b/>
+              </w:rPr>
+              <w:t>따라하기 16</w:t>
             </w:r>
           </w:p>
         </w:tc>
@@ -854,23 +801,13 @@
           <w:szCs w:val="32"/>
         </w:rPr>
       </w:pPr>
-      <w:proofErr w:type="spellStart"/>
       <w:r>
         <w:rPr>
           <w:rFonts w:hint="eastAsia"/>
           <w:sz w:val="28"/>
           <w:szCs w:val="32"/>
         </w:rPr>
-        <w:t>장명운</w:t>
-      </w:r>
-      <w:proofErr w:type="spellEnd"/>
-      <w:r>
-        <w:rPr>
-          <w:rFonts w:hint="eastAsia"/>
-          <w:sz w:val="28"/>
-          <w:szCs w:val="32"/>
-        </w:rPr>
-        <w:t>:</w:t>
+        <w:t>장명운:</w:t>
       </w:r>
     </w:p>
     <w:p>
@@ -886,21 +823,7 @@
         <w:rPr>
           <w:rFonts w:hint="eastAsia"/>
         </w:rPr>
-        <w:t xml:space="preserve">유니티 레벨디자인 방법 설계 및 바이너리 레벨 </w:t>
-      </w:r>
-      <w:proofErr w:type="spellStart"/>
-      <w:r>
-        <w:rPr>
-          <w:rFonts w:hint="eastAsia"/>
-        </w:rPr>
-        <w:t>익스포터</w:t>
-      </w:r>
-      <w:proofErr w:type="spellEnd"/>
-      <w:r>
-        <w:rPr>
-          <w:rFonts w:hint="eastAsia"/>
-        </w:rPr>
-        <w:t xml:space="preserve"> 제작</w:t>
+        <w:t>유니티 레벨디자인 방법 설계 및 바이너리 레벨 익스포터 제작</w:t>
       </w:r>
       <w:r>
         <w:br/>
@@ -966,49 +889,7 @@
         <w:rPr>
           <w:rFonts w:hint="eastAsia"/>
         </w:rPr>
-        <w:t xml:space="preserve">각 Terrain은 100mx100m의 </w:t>
-      </w:r>
-      <w:proofErr w:type="spellStart"/>
-      <w:r>
-        <w:rPr>
-          <w:rFonts w:hint="eastAsia"/>
-        </w:rPr>
-        <w:t>청크</w:t>
-      </w:r>
-      <w:proofErr w:type="spellEnd"/>
-      <w:r>
-        <w:rPr>
-          <w:rFonts w:hint="eastAsia"/>
-        </w:rPr>
-        <w:t xml:space="preserve">, 파일에 저장 및 </w:t>
-      </w:r>
-      <w:proofErr w:type="spellStart"/>
-      <w:r>
-        <w:rPr>
-          <w:rFonts w:hint="eastAsia"/>
-        </w:rPr>
-        <w:t>로드할</w:t>
-      </w:r>
-      <w:proofErr w:type="spellEnd"/>
-      <w:r>
-        <w:rPr>
-          <w:rFonts w:hint="eastAsia"/>
-        </w:rPr>
-        <w:t xml:space="preserve"> 때에는 인접 </w:t>
-      </w:r>
-      <w:proofErr w:type="spellStart"/>
-      <w:r>
-        <w:rPr>
-          <w:rFonts w:hint="eastAsia"/>
-        </w:rPr>
-        <w:t>청크들을</w:t>
-      </w:r>
-      <w:proofErr w:type="spellEnd"/>
-      <w:r>
-        <w:rPr>
-          <w:rFonts w:hint="eastAsia"/>
-        </w:rPr>
-        <w:t xml:space="preserve"> 묶어 한꺼번에 저장</w:t>
+        <w:t>각 Terrain은 100mx100m의 청크, 파일에 저장 및 로드할 때에는 인접 청크들을 묶어 한꺼번에 저장</w:t>
       </w:r>
     </w:p>
     <w:p>
@@ -1040,21 +921,7 @@
         <w:rPr>
           <w:rFonts w:hint="eastAsia"/>
         </w:rPr>
-        <w:t xml:space="preserve">동일한 </w:t>
-      </w:r>
-      <w:proofErr w:type="spellStart"/>
-      <w:r>
-        <w:rPr>
-          <w:rFonts w:hint="eastAsia"/>
-        </w:rPr>
-        <w:t>프리팹을</w:t>
-      </w:r>
-      <w:proofErr w:type="spellEnd"/>
-      <w:r>
-        <w:rPr>
-          <w:rFonts w:hint="eastAsia"/>
-        </w:rPr>
-        <w:t xml:space="preserve"> 사용하는 오브젝트들은 P_로 시작하는 동일한 부모 오브젝트 아래에 두기</w:t>
+        <w:t>동일한 프리팹을 사용하는 오브젝트들은 P_로 시작하는 동일한 부모 오브젝트 아래에 두기</w:t>
       </w:r>
     </w:p>
     <w:p>
@@ -1096,21 +963,7 @@
           <w:rFonts w:hint="eastAsia"/>
         </w:rPr>
         <w:lastRenderedPageBreak/>
-        <w:t xml:space="preserve">디버깅 용으로 특정한 텍스처를 지정해 화면에 띄우는 </w:t>
-      </w:r>
-      <w:proofErr w:type="spellStart"/>
-      <w:r>
-        <w:rPr>
-          <w:rFonts w:hint="eastAsia"/>
-        </w:rPr>
-        <w:t>셰이더</w:t>
-      </w:r>
-      <w:proofErr w:type="spellEnd"/>
-      <w:r>
-        <w:rPr>
-          <w:rFonts w:hint="eastAsia"/>
-        </w:rPr>
-        <w:t xml:space="preserve"> 작성</w:t>
+        <w:t>디버깅 용으로 특정한 텍스처를 지정해 화면에 띄우는 셰이더 작성</w:t>
       </w:r>
       <w:r>
         <w:br/>
@@ -1184,35 +1037,7 @@
         <w:rPr>
           <w:rFonts w:hint="eastAsia"/>
         </w:rPr>
-        <w:t xml:space="preserve">그림자 매핑, </w:t>
-      </w:r>
-      <w:proofErr w:type="spellStart"/>
-      <w:r>
-        <w:rPr>
-          <w:rFonts w:hint="eastAsia"/>
-        </w:rPr>
-        <w:t>노멀</w:t>
-      </w:r>
-      <w:proofErr w:type="spellEnd"/>
-      <w:r>
-        <w:rPr>
-          <w:rFonts w:hint="eastAsia"/>
-        </w:rPr>
-        <w:t xml:space="preserve"> 매핑 (</w:t>
-      </w:r>
-      <w:proofErr w:type="spellStart"/>
-      <w:r>
-        <w:rPr>
-          <w:rFonts w:hint="eastAsia"/>
-        </w:rPr>
-        <w:t>테셀레이션</w:t>
-      </w:r>
-      <w:proofErr w:type="spellEnd"/>
-      <w:r>
-        <w:rPr>
-          <w:rFonts w:hint="eastAsia"/>
-        </w:rPr>
-        <w:t xml:space="preserve"> 한 지형에 대해서도 수행)</w:t>
+        <w:t>그림자 매핑, 노멀 매핑 (테셀레이션 한 지형에 대해서도 수행)</w:t>
       </w:r>
       <w:r>
         <w:br/>
@@ -1270,21 +1095,7 @@
         <w:rPr>
           <w:rFonts w:hint="eastAsia"/>
         </w:rPr>
-        <w:t xml:space="preserve">(유니티에서 추출하려고 한 </w:t>
-      </w:r>
-      <w:proofErr w:type="spellStart"/>
-      <w:r>
-        <w:rPr>
-          <w:rFonts w:hint="eastAsia"/>
-        </w:rPr>
-        <w:t>청크</w:t>
-      </w:r>
-      <w:proofErr w:type="spellEnd"/>
-      <w:r>
-        <w:rPr>
-          <w:rFonts w:hint="eastAsia"/>
-        </w:rPr>
-        <w:t>)</w:t>
+        <w:t>(유니티에서 추출하려고 한 청크)</w:t>
       </w:r>
     </w:p>
     <w:p>
@@ -1360,21 +1171,7 @@
         <w:rPr>
           <w:rFonts w:hint="eastAsia"/>
         </w:rPr>
-        <w:t xml:space="preserve">(추출된 </w:t>
-      </w:r>
-      <w:proofErr w:type="spellStart"/>
-      <w:r>
-        <w:rPr>
-          <w:rFonts w:hint="eastAsia"/>
-        </w:rPr>
-        <w:t>청크</w:t>
-      </w:r>
-      <w:proofErr w:type="spellEnd"/>
-      <w:r>
-        <w:rPr>
-          <w:rFonts w:hint="eastAsia"/>
-        </w:rPr>
-        <w:t>)</w:t>
+        <w:t>(추출된 청크)</w:t>
       </w:r>
     </w:p>
     <w:p>
@@ -1386,33 +1183,11 @@
         </w:numPr>
         <w:ind w:leftChars="0"/>
       </w:pPr>
-      <w:proofErr w:type="spellStart"/>
-      <w:r>
-        <w:rPr>
-          <w:rFonts w:hint="eastAsia"/>
-        </w:rPr>
-        <w:t>pbr</w:t>
-      </w:r>
-      <w:proofErr w:type="spellEnd"/>
-      <w:r>
-        <w:rPr>
-          <w:rFonts w:hint="eastAsia"/>
-        </w:rPr>
-        <w:t xml:space="preserve"> </w:t>
-      </w:r>
-      <w:proofErr w:type="spellStart"/>
-      <w:r>
-        <w:rPr>
-          <w:rFonts w:hint="eastAsia"/>
-        </w:rPr>
-        <w:t>셰이더</w:t>
-      </w:r>
-      <w:proofErr w:type="spellEnd"/>
-      <w:r>
-        <w:rPr>
-          <w:rFonts w:hint="eastAsia"/>
-        </w:rPr>
-        <w:t xml:space="preserve"> 수정(Cook Torrance BRDF)</w:t>
+      <w:r>
+        <w:rPr>
+          <w:rFonts w:hint="eastAsia"/>
+        </w:rPr>
+        <w:t>pbr 셰이더 수정(Cook Torrance BRDF)</w:t>
       </w:r>
     </w:p>
     <w:p>
@@ -1456,33 +1231,11 @@
         </w:numPr>
         <w:ind w:leftChars="0"/>
       </w:pPr>
-      <w:proofErr w:type="spellStart"/>
-      <w:r>
-        <w:rPr>
-          <w:rFonts w:hint="eastAsia"/>
-        </w:rPr>
-        <w:t>LevelChunk</w:t>
-      </w:r>
-      <w:proofErr w:type="spellEnd"/>
-      <w:r>
-        <w:rPr>
-          <w:rFonts w:hint="eastAsia"/>
-        </w:rPr>
-        <w:t xml:space="preserve">, </w:t>
-      </w:r>
-      <w:proofErr w:type="spellStart"/>
-      <w:r>
-        <w:rPr>
-          <w:rFonts w:hint="eastAsia"/>
-        </w:rPr>
-        <w:t>LevelRegion</w:t>
-      </w:r>
-      <w:proofErr w:type="spellEnd"/>
-      <w:r>
-        <w:rPr>
-          <w:rFonts w:hint="eastAsia"/>
-        </w:rPr>
-        <w:t xml:space="preserve"> 클래스 설계 및 구현(미완)</w:t>
+      <w:r>
+        <w:rPr>
+          <w:rFonts w:hint="eastAsia"/>
+        </w:rPr>
+        <w:t>LevelChunk, LevelRegion 클래스 설계 및 구현(미완)</w:t>
       </w:r>
     </w:p>
     <w:p>
@@ -1498,21 +1251,7 @@
         <w:rPr>
           <w:rFonts w:hint="eastAsia"/>
         </w:rPr>
-        <w:t xml:space="preserve">현재 로드되고 있는 </w:t>
-      </w:r>
-      <w:proofErr w:type="spellStart"/>
-      <w:r>
-        <w:rPr>
-          <w:rFonts w:hint="eastAsia"/>
-        </w:rPr>
-        <w:t>청크가</w:t>
-      </w:r>
-      <w:proofErr w:type="spellEnd"/>
-      <w:r>
-        <w:rPr>
-          <w:rFonts w:hint="eastAsia"/>
-        </w:rPr>
-        <w:t xml:space="preserve"> 이 클래스들을 기반으로 로드되고 있긴 함</w:t>
+        <w:t>현재 로드되고 있는 청크가 이 클래스들을 기반으로 로드되고 있긴 함</w:t>
       </w:r>
     </w:p>
     <w:p>
@@ -1528,49 +1267,7 @@
         <w:rPr>
           <w:rFonts w:hint="eastAsia"/>
         </w:rPr>
-        <w:t xml:space="preserve">이종진 학우가 만든 </w:t>
-      </w:r>
-      <w:proofErr w:type="spellStart"/>
-      <w:r>
-        <w:rPr>
-          <w:rFonts w:hint="eastAsia"/>
-        </w:rPr>
-        <w:t>테셀레이션</w:t>
-      </w:r>
-      <w:proofErr w:type="spellEnd"/>
-      <w:r>
-        <w:rPr>
-          <w:rFonts w:hint="eastAsia"/>
-        </w:rPr>
-        <w:t xml:space="preserve"> </w:t>
-      </w:r>
-      <w:proofErr w:type="spellStart"/>
-      <w:r>
-        <w:rPr>
-          <w:rFonts w:hint="eastAsia"/>
-        </w:rPr>
-        <w:t>셰이더에</w:t>
-      </w:r>
-      <w:proofErr w:type="spellEnd"/>
-      <w:r>
-        <w:rPr>
-          <w:rFonts w:hint="eastAsia"/>
-        </w:rPr>
-        <w:t xml:space="preserve"> 텍스처 </w:t>
-      </w:r>
-      <w:proofErr w:type="spellStart"/>
-      <w:r>
-        <w:rPr>
-          <w:rFonts w:hint="eastAsia"/>
-        </w:rPr>
-        <w:t>타일링</w:t>
-      </w:r>
-      <w:proofErr w:type="spellEnd"/>
-      <w:r>
-        <w:rPr>
-          <w:rFonts w:hint="eastAsia"/>
-        </w:rPr>
-        <w:t xml:space="preserve"> 추가</w:t>
+        <w:t>이종진 학우가 만든 테셀레이션 셰이더에 텍스처 타일링 추가</w:t>
       </w:r>
     </w:p>
     <w:p>
@@ -1626,28 +1323,14 @@
           <w:rFonts w:hint="eastAsia"/>
           <w:sz w:val="22"/>
         </w:rPr>
-        <w:t>12</w:t>
+        <w:t xml:space="preserve">16 </w:t>
       </w:r>
       <w:r>
         <w:rPr>
           <w:rFonts w:hint="eastAsia"/>
           <w:sz w:val="22"/>
         </w:rPr>
-        <w:t>~1</w:t>
-      </w:r>
-      <w:r>
-        <w:rPr>
-          <w:rFonts w:hint="eastAsia"/>
-          <w:sz w:val="22"/>
-        </w:rPr>
-        <w:t>5</w:t>
-      </w:r>
-      <w:r>
-        <w:rPr>
-          <w:rFonts w:hint="eastAsia"/>
-          <w:sz w:val="22"/>
-        </w:rPr>
-        <w:t xml:space="preserve"> 공부</w:t>
+        <w:t>공부</w:t>
       </w:r>
       <w:r>
         <w:rPr>
@@ -1665,75 +1348,23 @@
       </w:r>
       <w:r>
         <w:rPr>
+          <w:rFonts w:hint="eastAsia"/>
           <w:szCs w:val="20"/>
         </w:rPr>
-        <w:t>Following</w:t>
+        <w:t xml:space="preserve">View Frustum Culling </w:t>
       </w:r>
       <w:r>
         <w:rPr>
           <w:rFonts w:hint="eastAsia"/>
           <w:szCs w:val="20"/>
         </w:rPr>
-        <w:t xml:space="preserve"> camera, </w:t>
-      </w:r>
-      <w:r>
-        <w:rPr>
-          <w:rFonts w:hint="eastAsia"/>
-          <w:szCs w:val="20"/>
-        </w:rPr>
-        <w:t>Instancing, Terrain 공부</w:t>
-      </w:r>
-      <w:r>
-        <w:rPr>
-          <w:szCs w:val="20"/>
-        </w:rPr>
-        <w:br/>
-      </w:r>
-      <w:r>
-        <w:rPr>
-          <w:noProof/>
-          <w:sz w:val="22"/>
-        </w:rPr>
-        <w:drawing>
-          <wp:inline distT="0" distB="0" distL="0" distR="0" wp14:anchorId="76B4727E" wp14:editId="35CF0A3A">
-            <wp:extent cx="6645910" cy="3844925"/>
-            <wp:effectExtent l="0" t="0" r="2540" b="3175"/>
-            <wp:docPr id="615298993" name="그림 1" descr="스크린샷, 그린, 자연이(가) 표시된 사진&#10;&#10;자동 생성된 설명"/>
-            <wp:cNvGraphicFramePr>
-              <a:graphicFrameLocks xmlns:a="http://schemas.openxmlformats.org/drawingml/2006/main" noChangeAspect="1"/>
-            </wp:cNvGraphicFramePr>
-            <a:graphic xmlns:a="http://schemas.openxmlformats.org/drawingml/2006/main">
-              <a:graphicData uri="http://schemas.openxmlformats.org/drawingml/2006/picture">
-                <pic:pic xmlns:pic="http://schemas.openxmlformats.org/drawingml/2006/picture">
-                  <pic:nvPicPr>
-                    <pic:cNvPr id="615298993" name="그림 1" descr="스크린샷, 그린, 자연이(가) 표시된 사진&#10;&#10;자동 생성된 설명"/>
-                    <pic:cNvPicPr/>
-                  </pic:nvPicPr>
-                  <pic:blipFill>
-                    <a:blip r:embed="rId12"/>
-                    <a:stretch>
-                      <a:fillRect/>
-                    </a:stretch>
-                  </pic:blipFill>
-                  <pic:spPr>
-                    <a:xfrm>
-                      <a:off x="0" y="0"/>
-                      <a:ext cx="6645910" cy="3844925"/>
-                    </a:xfrm>
-                    <a:prstGeom prst="rect">
-                      <a:avLst/>
-                    </a:prstGeom>
-                  </pic:spPr>
-                </pic:pic>
-              </a:graphicData>
-            </a:graphic>
-          </wp:inline>
-        </w:drawing>
+        <w:t>공부</w:t>
       </w:r>
     </w:p>
     <w:p>
       <w:pPr>
         <w:rPr>
+          <w:rFonts w:hint="eastAsia"/>
           <w:szCs w:val="20"/>
         </w:rPr>
       </w:pPr>
@@ -1756,12 +1387,19 @@
           <w:rFonts w:hint="eastAsia"/>
           <w:sz w:val="22"/>
         </w:rPr>
-        <w:t>Tessellation 공부</w:t>
-      </w:r>
-      <w:r>
-        <w:rPr>
+        <w:t>Unity</w:t>
+      </w:r>
+      <w:r>
+        <w:rPr>
+          <w:rFonts w:hint="eastAsia"/>
           <w:sz w:val="22"/>
         </w:rPr>
+        <w:t xml:space="preserve"> 공부</w:t>
+      </w:r>
+      <w:r>
+        <w:rPr>
+          <w:sz w:val="22"/>
+        </w:rPr>
         <w:br/>
       </w:r>
       <w:r>
@@ -1769,12 +1407,19 @@
           <w:rFonts w:hint="eastAsia"/>
           <w:szCs w:val="20"/>
         </w:rPr>
-        <w:t>- 3디겜플2 Tessellation ppt</w:t>
-      </w:r>
-      <w:r>
-        <w:rPr>
+        <w:t xml:space="preserve">- </w:t>
+      </w:r>
+      <w:r>
+        <w:rPr>
+          <w:rFonts w:hint="eastAsia"/>
           <w:szCs w:val="20"/>
         </w:rPr>
+        <w:t>Unity Learn 따라하기</w:t>
+      </w:r>
+      <w:r>
+        <w:rPr>
+          <w:szCs w:val="20"/>
+        </w:rPr>
         <w:br/>
       </w:r>
       <w:r>
@@ -1782,22 +1427,53 @@
           <w:rFonts w:hint="eastAsia"/>
           <w:szCs w:val="20"/>
         </w:rPr>
-        <w:t xml:space="preserve">_ 유튜브 강의 시청 </w:t>
-      </w:r>
-      <w:hyperlink r:id="rId13" w:history="1">
-        <w:r>
-          <w:rPr>
-            <w:rStyle w:val="a7"/>
-            <w:szCs w:val="20"/>
-          </w:rPr>
-          <w:t>https://youtu.be/GgW3MVOP8_A?si=MdAiEcJLAAPzcJEN</w:t>
-        </w:r>
-      </w:hyperlink>
+        <w:t xml:space="preserve">_ </w:t>
+      </w:r>
+      <w:r>
+        <w:rPr>
+          <w:rFonts w:hint="eastAsia"/>
+          <w:szCs w:val="20"/>
+        </w:rPr>
+        <w:t>개인</w:t>
+      </w:r>
+      <w:r>
+        <w:rPr>
+          <w:rFonts w:hint="eastAsia"/>
+          <w:szCs w:val="20"/>
+        </w:rPr>
+        <w:t xml:space="preserve"> 강의</w:t>
+      </w:r>
+      <w:r>
+        <w:rPr>
+          <w:rFonts w:hint="eastAsia"/>
+          <w:szCs w:val="20"/>
+        </w:rPr>
+        <w:t>(디스코드)</w:t>
+      </w:r>
+      <w:r>
+        <w:rPr>
+          <w:rFonts w:hint="eastAsia"/>
+          <w:szCs w:val="20"/>
+        </w:rPr>
+        <w:t xml:space="preserve"> 시청</w:t>
+      </w:r>
+      <w:r>
+        <w:rPr>
+          <w:rFonts w:hint="eastAsia"/>
+          <w:szCs w:val="20"/>
+        </w:rPr>
+        <w:t>, UI에 대해서 공부</w:t>
+      </w:r>
+      <w:r>
+        <w:rPr>
+          <w:rFonts w:hint="eastAsia"/>
+        </w:rPr>
+        <w:t xml:space="preserve"> </w:t>
+      </w:r>
     </w:p>
     <w:p>
       <w:pPr>
         <w:rPr>
-          <w:rFonts w:hint="eastAsia"/>
           <w:sz w:val="22"/>
         </w:rPr>
       </w:pPr>
@@ -1889,21 +1565,7 @@
         <w:rPr>
           <w:rFonts w:hint="eastAsia"/>
         </w:rPr>
-        <w:t>오브젝트(</w:t>
-      </w:r>
-      <w:proofErr w:type="spellStart"/>
-      <w:r>
-        <w:rPr>
-          <w:rFonts w:hint="eastAsia"/>
-        </w:rPr>
-        <w:t>GameObject</w:t>
-      </w:r>
-      <w:proofErr w:type="spellEnd"/>
-      <w:r>
-        <w:rPr>
-          <w:rFonts w:hint="eastAsia"/>
-        </w:rPr>
-        <w:t>, UI, Tile 등) 사용법 이해</w:t>
+        <w:t>오브젝트(GameObject, UI, Tile 등) 사용법 이해</w:t>
       </w:r>
     </w:p>
     <w:p>
@@ -1931,7 +1593,6 @@
         </w:numPr>
         <w:ind w:leftChars="0"/>
         <w:rPr>
-          <w:rFonts w:hint="eastAsia"/>
           <w:sz w:val="22"/>
           <w:szCs w:val="24"/>
         </w:rPr>
@@ -2098,19 +1759,11 @@
             <w:pPr>
               <w:jc w:val="left"/>
             </w:pPr>
-            <w:proofErr w:type="spellStart"/>
-            <w:r>
-              <w:rPr>
-                <w:rFonts w:hint="eastAsia"/>
-              </w:rPr>
-              <w:t>셰이딩을</w:t>
-            </w:r>
-            <w:proofErr w:type="spellEnd"/>
-            <w:r>
-              <w:rPr>
-                <w:rFonts w:hint="eastAsia"/>
-              </w:rPr>
-              <w:t xml:space="preserve"> 점검하고, Unity와</w:t>
+            <w:r>
+              <w:rPr>
+                <w:rFonts w:hint="eastAsia"/>
+              </w:rPr>
+              <w:t>셰이딩을 점검하고, Unity와</w:t>
             </w:r>
             <w:r>
               <w:br/>
@@ -2223,9 +1876,6 @@
           <w:p>
             <w:pPr>
               <w:jc w:val="center"/>
-              <w:rPr>
-                <w:rFonts w:hint="eastAsia"/>
-              </w:rPr>
             </w:pPr>
             <w:r>
               <w:rPr>
@@ -2356,7 +2006,6 @@
                 <w:szCs w:val="20"/>
               </w:rPr>
             </w:pPr>
-            <w:proofErr w:type="spellStart"/>
             <w:r>
               <w:rPr>
                 <w:rFonts w:hint="eastAsia"/>
@@ -2364,9 +2013,8 @@
                 <w:bCs/>
                 <w:szCs w:val="20"/>
               </w:rPr>
-              <w:t>장명운</w:t>
-            </w:r>
-            <w:proofErr w:type="spellEnd"/>
+              <w:t xml:space="preserve">장명운: </w:t>
+            </w:r>
             <w:r>
               <w:rPr>
                 <w:rFonts w:hint="eastAsia"/>
@@ -2374,107 +2022,58 @@
                 <w:bCs/>
                 <w:szCs w:val="20"/>
               </w:rPr>
-              <w:t xml:space="preserve">: </w:t>
-            </w:r>
-            <w:r>
-              <w:rPr>
-                <w:rFonts w:hint="eastAsia"/>
+              <w:t>스킨 애니메이션 구현, Update-LOD를 포함하는 Chunk 완성,</w:t>
+            </w:r>
+            <w:r>
+              <w:rPr>
                 <w:b/>
                 <w:bCs/>
                 <w:szCs w:val="20"/>
               </w:rPr>
-              <w:t>스킨 애니메이션 구현, Update-LOD를 포함하는 Chunk 완성,</w:t>
-            </w:r>
-            <w:r>
-              <w:rPr>
+              <w:br/>
+            </w:r>
+            <w:r>
+              <w:rPr>
+                <w:rFonts w:hint="eastAsia"/>
                 <w:b/>
                 <w:bCs/>
                 <w:szCs w:val="20"/>
               </w:rPr>
-              <w:br/>
-            </w:r>
-            <w:r>
-              <w:rPr>
-                <w:rFonts w:hint="eastAsia"/>
+              <w:t xml:space="preserve">        Rendering Batch가 Update-LOD에 의해 나뉘도록 수정,</w:t>
+            </w:r>
+            <w:r>
+              <w:rPr>
                 <w:b/>
                 <w:bCs/>
                 <w:szCs w:val="20"/>
               </w:rPr>
-              <w:t xml:space="preserve">        Rendering Batch가 Update-LOD에 의해 나뉘도록 수정,</w:t>
-            </w:r>
-            <w:r>
-              <w:rPr>
+              <w:br/>
+            </w:r>
+            <w:r>
+              <w:rPr>
+                <w:rFonts w:hint="eastAsia"/>
                 <w:b/>
                 <w:bCs/>
                 <w:szCs w:val="20"/>
               </w:rPr>
-              <w:br/>
-            </w:r>
-            <w:r>
-              <w:rPr>
-                <w:rFonts w:hint="eastAsia"/>
+              <w:t xml:space="preserve">        유니티에서 숲 지역 레벨 임시 제작 및 클라이언트에 로드</w:t>
+            </w:r>
+            <w:r>
+              <w:rPr>
                 <w:b/>
                 <w:bCs/>
                 <w:szCs w:val="20"/>
               </w:rPr>
-              <w:t xml:space="preserve">        유니티에서 숲 지역 레벨 임시 제작 및 클라이언트에 로드</w:t>
-            </w:r>
-            <w:r>
-              <w:rPr>
+              <w:br/>
+            </w:r>
+            <w:r>
+              <w:rPr>
+                <w:rFonts w:hint="eastAsia"/>
                 <w:b/>
                 <w:bCs/>
                 <w:szCs w:val="20"/>
               </w:rPr>
-              <w:br/>
-            </w:r>
-            <w:r>
-              <w:rPr>
-                <w:rFonts w:hint="eastAsia"/>
-                <w:b/>
-                <w:bCs/>
-                <w:szCs w:val="20"/>
-              </w:rPr>
-              <w:t xml:space="preserve">        (일단은 플레이어 위치에 따른 로딩 없이 직접 </w:t>
-            </w:r>
-            <w:proofErr w:type="spellStart"/>
-            <w:r>
-              <w:rPr>
-                <w:rFonts w:hint="eastAsia"/>
-                <w:b/>
-                <w:bCs/>
-                <w:szCs w:val="20"/>
-              </w:rPr>
-              <w:t>청크를</w:t>
-            </w:r>
-            <w:proofErr w:type="spellEnd"/>
-            <w:r>
-              <w:rPr>
-                <w:rFonts w:hint="eastAsia"/>
-                <w:b/>
-                <w:bCs/>
-                <w:szCs w:val="20"/>
-              </w:rPr>
-              <w:t xml:space="preserve"> 지정해 </w:t>
-            </w:r>
-            <w:proofErr w:type="spellStart"/>
-            <w:r>
-              <w:rPr>
-                <w:rFonts w:hint="eastAsia"/>
-                <w:b/>
-                <w:bCs/>
-                <w:szCs w:val="20"/>
-              </w:rPr>
-              <w:t>로딩하는</w:t>
-            </w:r>
-            <w:proofErr w:type="spellEnd"/>
-            <w:r>
-              <w:rPr>
-                <w:rFonts w:hint="eastAsia"/>
-                <w:b/>
-                <w:bCs/>
-                <w:szCs w:val="20"/>
-              </w:rPr>
-              <w:t xml:space="preserve"> 기능만),</w:t>
+              <w:t xml:space="preserve">        (일단은 플레이어 위치에 따른 로딩 없이 직접 청크를 지정해 로딩하는 기능만),</w:t>
             </w:r>
             <w:r>
               <w:rPr>
@@ -2502,7 +2101,6 @@
                 <w:szCs w:val="20"/>
               </w:rPr>
             </w:pPr>
-            <w:proofErr w:type="gramStart"/>
             <w:r>
               <w:rPr>
                 <w:rFonts w:hint="eastAsia"/>
@@ -2510,17 +2108,7 @@
                 <w:bCs/>
                 <w:szCs w:val="20"/>
               </w:rPr>
-              <w:t>이종진 :</w:t>
-            </w:r>
-            <w:proofErr w:type="gramEnd"/>
-            <w:r>
-              <w:rPr>
-                <w:rFonts w:hint="eastAsia"/>
-                <w:b/>
-                <w:bCs/>
-                <w:szCs w:val="20"/>
-              </w:rPr>
-              <w:t xml:space="preserve"> 따라하기 1</w:t>
+              <w:t>이종진 : 따라하기 1</w:t>
             </w:r>
             <w:r>
               <w:rPr>

--- a/작업일지/졸업작품 작업일지 - 3주차.docx
+++ b/작업일지/졸업작품 작업일지 - 3주차.docx
@@ -659,16 +659,7 @@
                 <w:rFonts w:hint="eastAsia"/>
                 <w:b/>
               </w:rPr>
-              <w:t xml:space="preserve">노멀 매핑 및 </w:t>
-            </w:r>
-            <w:r>
-              <w:rPr>
-                <w:rFonts w:hint="eastAsia"/>
-                <w:b/>
-                <w:bCs/>
-                <w:szCs w:val="20"/>
-              </w:rPr>
-              <w:t>그림자 매핑 추가, 유니티 레벨 익스포터 및 클라이언트 임포트 로직 제작, Terrain Texture Tiling</w:t>
+              <w:t>지형의 Self-shadowing 안되던 버그 수정</w:t>
             </w:r>
           </w:p>
           <w:p>
@@ -712,7 +703,6 @@
             <w:pPr>
               <w:jc w:val="left"/>
               <w:rPr>
-                <w:rFonts w:hint="eastAsia"/>
                 <w:b/>
                 <w:bCs/>
               </w:rPr>
@@ -823,57 +813,23 @@
         <w:rPr>
           <w:rFonts w:hint="eastAsia"/>
         </w:rPr>
-        <w:t>유니티 레벨디자인 방법 설계 및 바이너리 레벨 익스포터 제작</w:t>
-      </w:r>
-      <w:r>
-        <w:br/>
-      </w:r>
+        <w:t>유니티에서 만든 레벨의 모든 청크(3x3)를 불러옴</w:t>
+      </w:r>
+    </w:p>
+    <w:p>
+      <w:pPr>
+        <w:pStyle w:val="a4"/>
+        <w:numPr>
+          <w:ilvl w:val="0"/>
+          <w:numId w:val="13"/>
+        </w:numPr>
+        <w:ind w:leftChars="0"/>
+      </w:pPr>
       <w:r>
         <w:rPr>
           <w:rFonts w:hint="eastAsia"/>
-          <w:noProof/>
-        </w:rPr>
-        <w:drawing>
-          <wp:inline distT="0" distB="0" distL="0" distR="0" wp14:anchorId="45C9A69F" wp14:editId="640A009E">
-            <wp:extent cx="5887272" cy="4677428"/>
-            <wp:effectExtent l="0" t="0" r="0" b="8890"/>
-            <wp:docPr id="97929040" name="그림 1" descr="텍스트, 스크린샷, 디자인이(가) 표시된 사진&#10;&#10;자동 생성된 설명"/>
-            <wp:cNvGraphicFramePr>
-              <a:graphicFrameLocks xmlns:a="http://schemas.openxmlformats.org/drawingml/2006/main" noChangeAspect="1"/>
-            </wp:cNvGraphicFramePr>
-            <a:graphic xmlns:a="http://schemas.openxmlformats.org/drawingml/2006/main">
-              <a:graphicData uri="http://schemas.openxmlformats.org/drawingml/2006/picture">
-                <pic:pic xmlns:pic="http://schemas.openxmlformats.org/drawingml/2006/picture">
-                  <pic:nvPicPr>
-                    <pic:cNvPr id="97929040" name="그림 1" descr="텍스트, 스크린샷, 디자인이(가) 표시된 사진&#10;&#10;자동 생성된 설명"/>
-                    <pic:cNvPicPr/>
-                  </pic:nvPicPr>
-                  <pic:blipFill>
-                    <a:blip r:embed="rId8">
-                      <a:extLst>
-                        <a:ext uri="{28A0092B-C50C-407E-A947-70E740481C1C}">
-                          <a14:useLocalDpi xmlns:a14="http://schemas.microsoft.com/office/drawing/2010/main" val="0"/>
-                        </a:ext>
-                      </a:extLst>
-                    </a:blip>
-                    <a:stretch>
-                      <a:fillRect/>
-                    </a:stretch>
-                  </pic:blipFill>
-                  <pic:spPr>
-                    <a:xfrm>
-                      <a:off x="0" y="0"/>
-                      <a:ext cx="5887272" cy="4677428"/>
-                    </a:xfrm>
-                    <a:prstGeom prst="rect">
-                      <a:avLst/>
-                    </a:prstGeom>
-                  </pic:spPr>
-                </pic:pic>
-              </a:graphicData>
-            </a:graphic>
-          </wp:inline>
-        </w:drawing>
+        </w:rPr>
+        <w:t>지형의 Self-shadowing이 안되던 버그를 수정함</w:t>
       </w:r>
     </w:p>
     <w:p>
@@ -889,64 +845,1769 @@
         <w:rPr>
           <w:rFonts w:hint="eastAsia"/>
         </w:rPr>
-        <w:t>각 Terrain은 100mx100m의 청크, 파일에 저장 및 로드할 때에는 인접 청크들을 묶어 한꺼번에 저장</w:t>
+        <w:t>정점 버퍼를 한 개의 슬롯에 모든 속성을 담도록 만들어놓았는데,</w:t>
+      </w:r>
+      <w:r>
+        <w:br/>
+      </w:r>
+      <w:r>
+        <w:rPr>
+          <w:rFonts w:hint="eastAsia"/>
+        </w:rPr>
+        <w:t>셰이더에서는 슬롯마다 속성을 담는 것으로 인지하고 있었음.</w:t>
+      </w:r>
+      <w:r>
+        <w:br/>
+      </w:r>
+      <w:r>
+        <w:rPr>
+          <w:rFonts w:hint="eastAsia"/>
+        </w:rPr>
+        <w:t>때문에 그림자 맵이 정상적으로 만들어지지 않았던 것임.</w:t>
+      </w:r>
+      <w:r>
+        <w:br/>
+      </w:r>
+      <w:r>
+        <w:rPr>
+          <w:rFonts w:hint="eastAsia"/>
+        </w:rPr>
+        <w:t>입력 레이아웃 설정을 gfx::d3d12::InputLayout::Spec::seperated에서</w:t>
+      </w:r>
+      <w:r>
+        <w:br/>
+      </w:r>
+      <w:r>
+        <w:rPr>
+          <w:rFonts w:hint="eastAsia"/>
+        </w:rPr>
+        <w:t>gfx::d3d12::InputLayout::Spec::serial로 변경해서 해결</w:t>
       </w:r>
     </w:p>
     <w:p>
       <w:pPr>
-        <w:pStyle w:val="a4"/>
-        <w:numPr>
-          <w:ilvl w:val="1"/>
-          <w:numId w:val="13"/>
-        </w:numPr>
-        <w:ind w:leftChars="0"/>
-      </w:pPr>
-      <w:r>
-        <w:rPr>
-          <w:rFonts w:hint="eastAsia"/>
-        </w:rPr>
-        <w:t>Terrain Tools로 붓질해서 지형 제작 후 Height Map 추출</w:t>
+        <w:widowControl/>
+        <w:shd w:val="clear" w:color="auto" w:fill="1F1F1F"/>
+        <w:wordWrap/>
+        <w:autoSpaceDE/>
+        <w:autoSpaceDN/>
+        <w:spacing w:after="0" w:line="285" w:lineRule="atLeast"/>
+        <w:jc w:val="left"/>
+        <w:rPr>
+          <w:rFonts w:ascii="Consolas" w:eastAsia="굴림" w:hAnsi="Consolas" w:cs="굴림"/>
+          <w:color w:val="CCCCCC"/>
+          <w:kern w:val="0"/>
+          <w:sz w:val="21"/>
+          <w:szCs w:val="21"/>
+        </w:rPr>
+      </w:pPr>
+      <w:r>
+        <w:rPr>
+          <w:rFonts w:ascii="Consolas" w:eastAsia="굴림" w:hAnsi="Consolas" w:cs="굴림"/>
+          <w:color w:val="CCCCCC"/>
+          <w:kern w:val="0"/>
+          <w:sz w:val="21"/>
+          <w:szCs w:val="21"/>
+        </w:rPr>
+        <w:t xml:space="preserve">    ), </w:t>
+      </w:r>
+      <w:r>
+        <w:rPr>
+          <w:rFonts w:ascii="Consolas" w:eastAsia="굴림" w:hAnsi="Consolas" w:cs="굴림"/>
+          <w:color w:val="9CDCFE"/>
+          <w:kern w:val="0"/>
+          <w:sz w:val="21"/>
+          <w:szCs w:val="21"/>
+        </w:rPr>
+        <w:t>shaderTessellation_</w:t>
+      </w:r>
+      <w:r>
+        <w:rPr>
+          <w:rFonts w:ascii="Consolas" w:eastAsia="굴림" w:hAnsi="Consolas" w:cs="굴림"/>
+          <w:color w:val="CCCCCC"/>
+          <w:kern w:val="0"/>
+          <w:sz w:val="21"/>
+          <w:szCs w:val="21"/>
+        </w:rPr>
+        <w:t>(</w:t>
+      </w:r>
+      <w:r>
+        <w:rPr>
+          <w:rFonts w:ascii="Consolas" w:eastAsia="굴림" w:hAnsi="Consolas" w:cs="굴림"/>
+          <w:color w:val="9CDCFE"/>
+          <w:kern w:val="0"/>
+          <w:sz w:val="21"/>
+          <w:szCs w:val="21"/>
+        </w:rPr>
+        <w:t>core</w:t>
+      </w:r>
+      <w:r>
+        <w:rPr>
+          <w:rFonts w:ascii="Consolas" w:eastAsia="굴림" w:hAnsi="Consolas" w:cs="굴림"/>
+          <w:color w:val="CCCCCC"/>
+          <w:kern w:val="0"/>
+          <w:sz w:val="21"/>
+          <w:szCs w:val="21"/>
+        </w:rPr>
+        <w:t>.</w:t>
+      </w:r>
+      <w:r>
+        <w:rPr>
+          <w:rFonts w:ascii="Consolas" w:eastAsia="굴림" w:hAnsi="Consolas" w:cs="굴림"/>
+          <w:color w:val="DCDCAA"/>
+          <w:kern w:val="0"/>
+          <w:sz w:val="21"/>
+          <w:szCs w:val="21"/>
+        </w:rPr>
+        <w:t>device</w:t>
+      </w:r>
+      <w:r>
+        <w:rPr>
+          <w:rFonts w:ascii="Consolas" w:eastAsia="굴림" w:hAnsi="Consolas" w:cs="굴림"/>
+          <w:color w:val="CCCCCC"/>
+          <w:kern w:val="0"/>
+          <w:sz w:val="21"/>
+          <w:szCs w:val="21"/>
+        </w:rPr>
+        <w:t xml:space="preserve">(), </w:t>
+      </w:r>
+      <w:r>
+        <w:rPr>
+          <w:rFonts w:ascii="Consolas" w:eastAsia="굴림" w:hAnsi="Consolas" w:cs="굴림"/>
+          <w:color w:val="9CDCFE"/>
+          <w:kern w:val="0"/>
+          <w:sz w:val="21"/>
+          <w:szCs w:val="21"/>
+        </w:rPr>
+        <w:t>core</w:t>
+      </w:r>
+      <w:r>
+        <w:rPr>
+          <w:rFonts w:ascii="Consolas" w:eastAsia="굴림" w:hAnsi="Consolas" w:cs="굴림"/>
+          <w:color w:val="CCCCCC"/>
+          <w:kern w:val="0"/>
+          <w:sz w:val="21"/>
+          <w:szCs w:val="21"/>
+        </w:rPr>
+        <w:t>.</w:t>
+      </w:r>
+      <w:r>
+        <w:rPr>
+          <w:rFonts w:ascii="Consolas" w:eastAsia="굴림" w:hAnsi="Consolas" w:cs="굴림"/>
+          <w:color w:val="DCDCAA"/>
+          <w:kern w:val="0"/>
+          <w:sz w:val="21"/>
+          <w:szCs w:val="21"/>
+        </w:rPr>
+        <w:t>root</w:t>
+      </w:r>
+      <w:r>
+        <w:rPr>
+          <w:rFonts w:ascii="Consolas" w:eastAsia="굴림" w:hAnsi="Consolas" w:cs="굴림"/>
+          <w:color w:val="CCCCCC"/>
+          <w:kern w:val="0"/>
+          <w:sz w:val="21"/>
+          <w:szCs w:val="21"/>
+        </w:rPr>
+        <w:t xml:space="preserve">(), </w:t>
       </w:r>
     </w:p>
     <w:p>
       <w:pPr>
-        <w:pStyle w:val="a4"/>
-        <w:numPr>
-          <w:ilvl w:val="1"/>
-          <w:numId w:val="13"/>
-        </w:numPr>
-        <w:ind w:leftChars="0"/>
-      </w:pPr>
-      <w:r>
-        <w:rPr>
-          <w:rFonts w:hint="eastAsia"/>
-        </w:rPr>
-        <w:t>동일한 프리팹을 사용하는 오브젝트들은 P_로 시작하는 동일한 부모 오브젝트 아래에 두기</w:t>
+        <w:widowControl/>
+        <w:shd w:val="clear" w:color="auto" w:fill="1F1F1F"/>
+        <w:wordWrap/>
+        <w:autoSpaceDE/>
+        <w:autoSpaceDN/>
+        <w:spacing w:after="0" w:line="285" w:lineRule="atLeast"/>
+        <w:jc w:val="left"/>
+        <w:rPr>
+          <w:rFonts w:ascii="Consolas" w:eastAsia="굴림" w:hAnsi="Consolas" w:cs="굴림"/>
+          <w:color w:val="CCCCCC"/>
+          <w:kern w:val="0"/>
+          <w:sz w:val="21"/>
+          <w:szCs w:val="21"/>
+        </w:rPr>
+      </w:pPr>
+      <w:r>
+        <w:rPr>
+          <w:rFonts w:ascii="Consolas" w:eastAsia="굴림" w:hAnsi="Consolas" w:cs="굴림"/>
+          <w:color w:val="CCCCCC"/>
+          <w:kern w:val="0"/>
+          <w:sz w:val="21"/>
+          <w:szCs w:val="21"/>
+        </w:rPr>
+        <w:t xml:space="preserve">        </w:t>
+      </w:r>
+      <w:r>
+        <w:rPr>
+          <w:rFonts w:ascii="Consolas" w:eastAsia="굴림" w:hAnsi="Consolas" w:cs="굴림"/>
+          <w:color w:val="4EC9B0"/>
+          <w:kern w:val="0"/>
+          <w:sz w:val="21"/>
+          <w:szCs w:val="21"/>
+        </w:rPr>
+        <w:t>gfx</w:t>
+      </w:r>
+      <w:r>
+        <w:rPr>
+          <w:rFonts w:ascii="Consolas" w:eastAsia="굴림" w:hAnsi="Consolas" w:cs="굴림"/>
+          <w:color w:val="CCCCCC"/>
+          <w:kern w:val="0"/>
+          <w:sz w:val="21"/>
+          <w:szCs w:val="21"/>
+        </w:rPr>
+        <w:t>::</w:t>
+      </w:r>
+      <w:r>
+        <w:rPr>
+          <w:rFonts w:ascii="Consolas" w:eastAsia="굴림" w:hAnsi="Consolas" w:cs="굴림"/>
+          <w:color w:val="4EC9B0"/>
+          <w:kern w:val="0"/>
+          <w:sz w:val="21"/>
+          <w:szCs w:val="21"/>
+        </w:rPr>
+        <w:t>d3d12</w:t>
+      </w:r>
+      <w:r>
+        <w:rPr>
+          <w:rFonts w:ascii="Consolas" w:eastAsia="굴림" w:hAnsi="Consolas" w:cs="굴림"/>
+          <w:color w:val="CCCCCC"/>
+          <w:kern w:val="0"/>
+          <w:sz w:val="21"/>
+          <w:szCs w:val="21"/>
+        </w:rPr>
+        <w:t>::</w:t>
+      </w:r>
+      <w:r>
+        <w:rPr>
+          <w:rFonts w:ascii="Consolas" w:eastAsia="굴림" w:hAnsi="Consolas" w:cs="굴림"/>
+          <w:color w:val="4EC9B0"/>
+          <w:kern w:val="0"/>
+          <w:sz w:val="21"/>
+          <w:szCs w:val="21"/>
+        </w:rPr>
+        <w:t>ShaderTessellation</w:t>
+      </w:r>
+      <w:r>
+        <w:rPr>
+          <w:rFonts w:ascii="Consolas" w:eastAsia="굴림" w:hAnsi="Consolas" w:cs="굴림"/>
+          <w:color w:val="CCCCCC"/>
+          <w:kern w:val="0"/>
+          <w:sz w:val="21"/>
+          <w:szCs w:val="21"/>
+        </w:rPr>
+        <w:t>::</w:t>
+      </w:r>
+      <w:r>
+        <w:rPr>
+          <w:rFonts w:ascii="Consolas" w:eastAsia="굴림" w:hAnsi="Consolas" w:cs="굴림"/>
+          <w:color w:val="4EC9B0"/>
+          <w:kern w:val="0"/>
+          <w:sz w:val="21"/>
+          <w:szCs w:val="21"/>
+        </w:rPr>
+        <w:t>Config</w:t>
+      </w:r>
+      <w:r>
+        <w:rPr>
+          <w:rFonts w:ascii="Consolas" w:eastAsia="굴림" w:hAnsi="Consolas" w:cs="굴림"/>
+          <w:color w:val="CCCCCC"/>
+          <w:kern w:val="0"/>
+          <w:sz w:val="21"/>
+          <w:szCs w:val="21"/>
+        </w:rPr>
+        <w:t>{</w:t>
       </w:r>
     </w:p>
     <w:p>
       <w:pPr>
-        <w:pStyle w:val="a4"/>
-        <w:numPr>
-          <w:ilvl w:val="1"/>
-          <w:numId w:val="13"/>
-        </w:numPr>
-        <w:ind w:leftChars="0"/>
-      </w:pPr>
-      <w:r>
-        <w:rPr>
-          <w:rFonts w:hint="eastAsia"/>
-        </w:rPr>
-        <w:t>오브젝트 인스턴스들은 GO_로 시작하는 네이밍 컨벤션을 두어, 하위 계층구조를 무시하고</w:t>
-      </w:r>
-      <w:r>
-        <w:br/>
-      </w:r>
-      <w:r>
-        <w:rPr>
-          <w:rFonts w:hint="eastAsia"/>
-        </w:rPr>
-        <w:t>원하는 대표격(모델의 루트 등) 오브젝트만 추출하도록 결정</w:t>
+        <w:widowControl/>
+        <w:shd w:val="clear" w:color="auto" w:fill="1F1F1F"/>
+        <w:wordWrap/>
+        <w:autoSpaceDE/>
+        <w:autoSpaceDN/>
+        <w:spacing w:after="0" w:line="285" w:lineRule="atLeast"/>
+        <w:jc w:val="left"/>
+        <w:rPr>
+          <w:rFonts w:ascii="Consolas" w:eastAsia="굴림" w:hAnsi="Consolas" w:cs="굴림"/>
+          <w:color w:val="CCCCCC"/>
+          <w:kern w:val="0"/>
+          <w:sz w:val="21"/>
+          <w:szCs w:val="21"/>
+        </w:rPr>
+      </w:pPr>
+      <w:r>
+        <w:rPr>
+          <w:rFonts w:ascii="Consolas" w:eastAsia="굴림" w:hAnsi="Consolas" w:cs="굴림"/>
+          <w:color w:val="CCCCCC"/>
+          <w:kern w:val="0"/>
+          <w:sz w:val="21"/>
+          <w:szCs w:val="21"/>
+        </w:rPr>
+        <w:t>            .</w:t>
+      </w:r>
+      <w:r>
+        <w:rPr>
+          <w:rFonts w:ascii="Consolas" w:eastAsia="굴림" w:hAnsi="Consolas" w:cs="굴림"/>
+          <w:color w:val="9CDCFE"/>
+          <w:kern w:val="0"/>
+          <w:sz w:val="21"/>
+          <w:szCs w:val="21"/>
+        </w:rPr>
+        <w:t>maxInstanceCnt</w:t>
+      </w:r>
+      <w:r>
+        <w:rPr>
+          <w:rFonts w:ascii="Consolas" w:eastAsia="굴림" w:hAnsi="Consolas" w:cs="굴림"/>
+          <w:color w:val="CCCCCC"/>
+          <w:kern w:val="0"/>
+          <w:sz w:val="21"/>
+          <w:szCs w:val="21"/>
+        </w:rPr>
+        <w:t xml:space="preserve"> </w:t>
+      </w:r>
+      <w:r>
+        <w:rPr>
+          <w:rFonts w:ascii="Consolas" w:eastAsia="굴림" w:hAnsi="Consolas" w:cs="굴림"/>
+          <w:color w:val="D4D4D4"/>
+          <w:kern w:val="0"/>
+          <w:sz w:val="21"/>
+          <w:szCs w:val="21"/>
+        </w:rPr>
+        <w:t>=</w:t>
+      </w:r>
+      <w:r>
+        <w:rPr>
+          <w:rFonts w:ascii="Consolas" w:eastAsia="굴림" w:hAnsi="Consolas" w:cs="굴림"/>
+          <w:color w:val="CCCCCC"/>
+          <w:kern w:val="0"/>
+          <w:sz w:val="21"/>
+          <w:szCs w:val="21"/>
+        </w:rPr>
+        <w:t xml:space="preserve"> </w:t>
+      </w:r>
+      <w:r>
+        <w:rPr>
+          <w:rFonts w:ascii="Consolas" w:eastAsia="굴림" w:hAnsi="Consolas" w:cs="굴림"/>
+          <w:color w:val="B5CEA8"/>
+          <w:kern w:val="0"/>
+          <w:sz w:val="21"/>
+          <w:szCs w:val="21"/>
+        </w:rPr>
+        <w:t>0x1000u</w:t>
+      </w:r>
+      <w:r>
+        <w:rPr>
+          <w:rFonts w:ascii="Consolas" w:eastAsia="굴림" w:hAnsi="Consolas" w:cs="굴림"/>
+          <w:color w:val="CCCCCC"/>
+          <w:kern w:val="0"/>
+          <w:sz w:val="21"/>
+          <w:szCs w:val="21"/>
+        </w:rPr>
+        <w:t>,</w:t>
+      </w:r>
+    </w:p>
+    <w:p>
+      <w:pPr>
+        <w:widowControl/>
+        <w:shd w:val="clear" w:color="auto" w:fill="1F1F1F"/>
+        <w:wordWrap/>
+        <w:autoSpaceDE/>
+        <w:autoSpaceDN/>
+        <w:spacing w:after="0" w:line="285" w:lineRule="atLeast"/>
+        <w:jc w:val="left"/>
+        <w:rPr>
+          <w:rFonts w:ascii="Consolas" w:eastAsia="굴림" w:hAnsi="Consolas" w:cs="굴림"/>
+          <w:color w:val="CCCCCC"/>
+          <w:kern w:val="0"/>
+          <w:sz w:val="21"/>
+          <w:szCs w:val="21"/>
+        </w:rPr>
+      </w:pPr>
+      <w:r>
+        <w:rPr>
+          <w:rFonts w:ascii="Consolas" w:eastAsia="굴림" w:hAnsi="Consolas" w:cs="굴림"/>
+          <w:color w:val="CCCCCC"/>
+          <w:kern w:val="0"/>
+          <w:sz w:val="21"/>
+          <w:szCs w:val="21"/>
+        </w:rPr>
+        <w:t>            .</w:t>
+      </w:r>
+      <w:r>
+        <w:rPr>
+          <w:rFonts w:ascii="Consolas" w:eastAsia="굴림" w:hAnsi="Consolas" w:cs="굴림"/>
+          <w:color w:val="9CDCFE"/>
+          <w:kern w:val="0"/>
+          <w:sz w:val="21"/>
+          <w:szCs w:val="21"/>
+        </w:rPr>
+        <w:t>maxDrawcallCnt</w:t>
+      </w:r>
+      <w:r>
+        <w:rPr>
+          <w:rFonts w:ascii="Consolas" w:eastAsia="굴림" w:hAnsi="Consolas" w:cs="굴림"/>
+          <w:color w:val="CCCCCC"/>
+          <w:kern w:val="0"/>
+          <w:sz w:val="21"/>
+          <w:szCs w:val="21"/>
+        </w:rPr>
+        <w:t xml:space="preserve"> </w:t>
+      </w:r>
+      <w:r>
+        <w:rPr>
+          <w:rFonts w:ascii="Consolas" w:eastAsia="굴림" w:hAnsi="Consolas" w:cs="굴림"/>
+          <w:color w:val="D4D4D4"/>
+          <w:kern w:val="0"/>
+          <w:sz w:val="21"/>
+          <w:szCs w:val="21"/>
+        </w:rPr>
+        <w:t>=</w:t>
+      </w:r>
+      <w:r>
+        <w:rPr>
+          <w:rFonts w:ascii="Consolas" w:eastAsia="굴림" w:hAnsi="Consolas" w:cs="굴림"/>
+          <w:color w:val="CCCCCC"/>
+          <w:kern w:val="0"/>
+          <w:sz w:val="21"/>
+          <w:szCs w:val="21"/>
+        </w:rPr>
+        <w:t xml:space="preserve"> </w:t>
+      </w:r>
+      <w:r>
+        <w:rPr>
+          <w:rFonts w:ascii="Consolas" w:eastAsia="굴림" w:hAnsi="Consolas" w:cs="굴림"/>
+          <w:color w:val="B5CEA8"/>
+          <w:kern w:val="0"/>
+          <w:sz w:val="21"/>
+          <w:szCs w:val="21"/>
+        </w:rPr>
+        <w:t>0x1000u</w:t>
+      </w:r>
+      <w:r>
+        <w:rPr>
+          <w:rFonts w:ascii="Consolas" w:eastAsia="굴림" w:hAnsi="Consolas" w:cs="굴림"/>
+          <w:color w:val="CCCCCC"/>
+          <w:kern w:val="0"/>
+          <w:sz w:val="21"/>
+          <w:szCs w:val="21"/>
+        </w:rPr>
+        <w:t>,</w:t>
+      </w:r>
+    </w:p>
+    <w:p>
+      <w:pPr>
+        <w:widowControl/>
+        <w:shd w:val="clear" w:color="auto" w:fill="1F1F1F"/>
+        <w:wordWrap/>
+        <w:autoSpaceDE/>
+        <w:autoSpaceDN/>
+        <w:spacing w:after="0" w:line="285" w:lineRule="atLeast"/>
+        <w:jc w:val="left"/>
+        <w:rPr>
+          <w:rFonts w:ascii="Consolas" w:eastAsia="굴림" w:hAnsi="Consolas" w:cs="굴림"/>
+          <w:color w:val="CCCCCC"/>
+          <w:kern w:val="0"/>
+          <w:sz w:val="21"/>
+          <w:szCs w:val="21"/>
+        </w:rPr>
+      </w:pPr>
+      <w:r>
+        <w:rPr>
+          <w:rFonts w:ascii="Consolas" w:eastAsia="굴림" w:hAnsi="Consolas" w:cs="굴림"/>
+          <w:color w:val="CCCCCC"/>
+          <w:kern w:val="0"/>
+          <w:sz w:val="21"/>
+          <w:szCs w:val="21"/>
+        </w:rPr>
+        <w:t>            .</w:t>
+      </w:r>
+      <w:r>
+        <w:rPr>
+          <w:rFonts w:ascii="Consolas" w:eastAsia="굴림" w:hAnsi="Consolas" w:cs="굴림"/>
+          <w:color w:val="9CDCFE"/>
+          <w:kern w:val="0"/>
+          <w:sz w:val="21"/>
+          <w:szCs w:val="21"/>
+        </w:rPr>
+        <w:t>maxLightCnt</w:t>
+      </w:r>
+      <w:r>
+        <w:rPr>
+          <w:rFonts w:ascii="Consolas" w:eastAsia="굴림" w:hAnsi="Consolas" w:cs="굴림"/>
+          <w:color w:val="CCCCCC"/>
+          <w:kern w:val="0"/>
+          <w:sz w:val="21"/>
+          <w:szCs w:val="21"/>
+        </w:rPr>
+        <w:t xml:space="preserve"> </w:t>
+      </w:r>
+      <w:r>
+        <w:rPr>
+          <w:rFonts w:ascii="Consolas" w:eastAsia="굴림" w:hAnsi="Consolas" w:cs="굴림"/>
+          <w:color w:val="D4D4D4"/>
+          <w:kern w:val="0"/>
+          <w:sz w:val="21"/>
+          <w:szCs w:val="21"/>
+        </w:rPr>
+        <w:t>=</w:t>
+      </w:r>
+      <w:r>
+        <w:rPr>
+          <w:rFonts w:ascii="Consolas" w:eastAsia="굴림" w:hAnsi="Consolas" w:cs="굴림"/>
+          <w:color w:val="CCCCCC"/>
+          <w:kern w:val="0"/>
+          <w:sz w:val="21"/>
+          <w:szCs w:val="21"/>
+        </w:rPr>
+        <w:t xml:space="preserve"> </w:t>
+      </w:r>
+      <w:r>
+        <w:rPr>
+          <w:rFonts w:ascii="Consolas" w:eastAsia="굴림" w:hAnsi="Consolas" w:cs="굴림"/>
+          <w:color w:val="B5CEA8"/>
+          <w:kern w:val="0"/>
+          <w:sz w:val="21"/>
+          <w:szCs w:val="21"/>
+        </w:rPr>
+        <w:t>0x100u</w:t>
+      </w:r>
+    </w:p>
+    <w:p>
+      <w:pPr>
+        <w:widowControl/>
+        <w:shd w:val="clear" w:color="auto" w:fill="1F1F1F"/>
+        <w:wordWrap/>
+        <w:autoSpaceDE/>
+        <w:autoSpaceDN/>
+        <w:spacing w:after="0" w:line="285" w:lineRule="atLeast"/>
+        <w:jc w:val="left"/>
+        <w:rPr>
+          <w:rFonts w:ascii="Consolas" w:eastAsia="굴림" w:hAnsi="Consolas" w:cs="굴림"/>
+          <w:color w:val="CCCCCC"/>
+          <w:kern w:val="0"/>
+          <w:sz w:val="21"/>
+          <w:szCs w:val="21"/>
+        </w:rPr>
+      </w:pPr>
+      <w:r>
+        <w:rPr>
+          <w:rFonts w:ascii="Consolas" w:eastAsia="굴림" w:hAnsi="Consolas" w:cs="굴림"/>
+          <w:color w:val="CCCCCC"/>
+          <w:kern w:val="0"/>
+          <w:sz w:val="21"/>
+          <w:szCs w:val="21"/>
+        </w:rPr>
+        <w:t xml:space="preserve">        }, </w:t>
+      </w:r>
+      <w:r>
+        <w:rPr>
+          <w:rFonts w:ascii="Consolas" w:eastAsia="굴림" w:hAnsi="Consolas" w:cs="굴림"/>
+          <w:color w:val="4EC9B0"/>
+          <w:kern w:val="0"/>
+          <w:sz w:val="21"/>
+          <w:szCs w:val="21"/>
+        </w:rPr>
+        <w:t>gfx</w:t>
+      </w:r>
+      <w:r>
+        <w:rPr>
+          <w:rFonts w:ascii="Consolas" w:eastAsia="굴림" w:hAnsi="Consolas" w:cs="굴림"/>
+          <w:color w:val="CCCCCC"/>
+          <w:kern w:val="0"/>
+          <w:sz w:val="21"/>
+          <w:szCs w:val="21"/>
+        </w:rPr>
+        <w:t>::</w:t>
+      </w:r>
+      <w:r>
+        <w:rPr>
+          <w:rFonts w:ascii="Consolas" w:eastAsia="굴림" w:hAnsi="Consolas" w:cs="굴림"/>
+          <w:color w:val="4EC9B0"/>
+          <w:kern w:val="0"/>
+          <w:sz w:val="21"/>
+          <w:szCs w:val="21"/>
+        </w:rPr>
+        <w:t>d3d12</w:t>
+      </w:r>
+      <w:r>
+        <w:rPr>
+          <w:rFonts w:ascii="Consolas" w:eastAsia="굴림" w:hAnsi="Consolas" w:cs="굴림"/>
+          <w:color w:val="CCCCCC"/>
+          <w:kern w:val="0"/>
+          <w:sz w:val="21"/>
+          <w:szCs w:val="21"/>
+        </w:rPr>
+        <w:t>::</w:t>
+      </w:r>
+      <w:r>
+        <w:rPr>
+          <w:rFonts w:ascii="Consolas" w:eastAsia="굴림" w:hAnsi="Consolas" w:cs="굴림"/>
+          <w:color w:val="4EC9B0"/>
+          <w:kern w:val="0"/>
+          <w:sz w:val="21"/>
+          <w:szCs w:val="21"/>
+        </w:rPr>
+        <w:t>InputLayout</w:t>
+      </w:r>
+      <w:r>
+        <w:rPr>
+          <w:rFonts w:ascii="Consolas" w:eastAsia="굴림" w:hAnsi="Consolas" w:cs="굴림"/>
+          <w:color w:val="CCCCCC"/>
+          <w:kern w:val="0"/>
+          <w:sz w:val="21"/>
+          <w:szCs w:val="21"/>
+        </w:rPr>
+        <w:t>::</w:t>
+      </w:r>
+      <w:r>
+        <w:rPr>
+          <w:rFonts w:ascii="Consolas" w:eastAsia="굴림" w:hAnsi="Consolas" w:cs="굴림"/>
+          <w:color w:val="4EC9B0"/>
+          <w:kern w:val="0"/>
+          <w:sz w:val="21"/>
+          <w:szCs w:val="21"/>
+        </w:rPr>
+        <w:t>Spec</w:t>
+      </w:r>
+      <w:r>
+        <w:rPr>
+          <w:rFonts w:ascii="Consolas" w:eastAsia="굴림" w:hAnsi="Consolas" w:cs="굴림"/>
+          <w:color w:val="CCCCCC"/>
+          <w:kern w:val="0"/>
+          <w:sz w:val="21"/>
+          <w:szCs w:val="21"/>
+        </w:rPr>
+        <w:t>::</w:t>
+      </w:r>
+      <w:r>
+        <w:rPr>
+          <w:rFonts w:ascii="Consolas" w:eastAsia="굴림" w:hAnsi="Consolas" w:cs="굴림"/>
+          <w:color w:val="4FC1FF"/>
+          <w:kern w:val="0"/>
+          <w:sz w:val="21"/>
+          <w:szCs w:val="21"/>
+        </w:rPr>
+        <w:t>serial</w:t>
+      </w:r>
+    </w:p>
+    <w:p>
+      <w:pPr>
+        <w:widowControl/>
+        <w:shd w:val="clear" w:color="auto" w:fill="1F1F1F"/>
+        <w:wordWrap/>
+        <w:autoSpaceDE/>
+        <w:autoSpaceDN/>
+        <w:spacing w:after="0" w:line="285" w:lineRule="atLeast"/>
+        <w:jc w:val="left"/>
+        <w:rPr>
+          <w:rFonts w:ascii="Consolas" w:eastAsia="굴림" w:hAnsi="Consolas" w:cs="굴림"/>
+          <w:color w:val="CCCCCC"/>
+          <w:kern w:val="0"/>
+          <w:sz w:val="21"/>
+          <w:szCs w:val="21"/>
+        </w:rPr>
+      </w:pPr>
+      <w:r>
+        <w:rPr>
+          <w:rFonts w:ascii="Consolas" w:eastAsia="굴림" w:hAnsi="Consolas" w:cs="굴림"/>
+          <w:color w:val="CCCCCC"/>
+          <w:kern w:val="0"/>
+          <w:sz w:val="21"/>
+          <w:szCs w:val="21"/>
+        </w:rPr>
+        <w:t xml:space="preserve">    ), </w:t>
+      </w:r>
+      <w:r>
+        <w:rPr>
+          <w:rFonts w:ascii="Consolas" w:eastAsia="굴림" w:hAnsi="Consolas" w:cs="굴림"/>
+          <w:color w:val="9CDCFE"/>
+          <w:kern w:val="0"/>
+          <w:sz w:val="21"/>
+          <w:szCs w:val="21"/>
+        </w:rPr>
+        <w:t>renderPassTessellation_</w:t>
+      </w:r>
+      <w:r>
+        <w:rPr>
+          <w:rFonts w:ascii="Consolas" w:eastAsia="굴림" w:hAnsi="Consolas" w:cs="굴림"/>
+          <w:color w:val="CCCCCC"/>
+          <w:kern w:val="0"/>
+          <w:sz w:val="21"/>
+          <w:szCs w:val="21"/>
+        </w:rPr>
+        <w:t>(</w:t>
+      </w:r>
+      <w:r>
+        <w:rPr>
+          <w:rFonts w:ascii="Consolas" w:eastAsia="굴림" w:hAnsi="Consolas" w:cs="굴림"/>
+          <w:color w:val="9CDCFE"/>
+          <w:kern w:val="0"/>
+          <w:sz w:val="21"/>
+          <w:szCs w:val="21"/>
+        </w:rPr>
+        <w:t>core</w:t>
+      </w:r>
+      <w:r>
+        <w:rPr>
+          <w:rFonts w:ascii="Consolas" w:eastAsia="굴림" w:hAnsi="Consolas" w:cs="굴림"/>
+          <w:color w:val="CCCCCC"/>
+          <w:kern w:val="0"/>
+          <w:sz w:val="21"/>
+          <w:szCs w:val="21"/>
+        </w:rPr>
+        <w:t>.</w:t>
+      </w:r>
+      <w:r>
+        <w:rPr>
+          <w:rFonts w:ascii="Consolas" w:eastAsia="굴림" w:hAnsi="Consolas" w:cs="굴림"/>
+          <w:color w:val="DCDCAA"/>
+          <w:kern w:val="0"/>
+          <w:sz w:val="21"/>
+          <w:szCs w:val="21"/>
+        </w:rPr>
+        <w:t>device</w:t>
+      </w:r>
+      <w:r>
+        <w:rPr>
+          <w:rFonts w:ascii="Consolas" w:eastAsia="굴림" w:hAnsi="Consolas" w:cs="굴림"/>
+          <w:color w:val="CCCCCC"/>
+          <w:kern w:val="0"/>
+          <w:sz w:val="21"/>
+          <w:szCs w:val="21"/>
+        </w:rPr>
+        <w:t xml:space="preserve">(), </w:t>
+      </w:r>
+      <w:r>
+        <w:rPr>
+          <w:rFonts w:ascii="Consolas" w:eastAsia="굴림" w:hAnsi="Consolas" w:cs="굴림"/>
+          <w:color w:val="9CDCFE"/>
+          <w:kern w:val="0"/>
+          <w:sz w:val="21"/>
+          <w:szCs w:val="21"/>
+        </w:rPr>
+        <w:t>shaderTessellation_</w:t>
+      </w:r>
+      <w:r>
+        <w:rPr>
+          <w:rFonts w:ascii="Consolas" w:eastAsia="굴림" w:hAnsi="Consolas" w:cs="굴림"/>
+          <w:color w:val="CCCCCC"/>
+          <w:kern w:val="0"/>
+          <w:sz w:val="21"/>
+          <w:szCs w:val="21"/>
+        </w:rPr>
+        <w:t>,</w:t>
+      </w:r>
+    </w:p>
+    <w:p>
+      <w:pPr>
+        <w:widowControl/>
+        <w:shd w:val="clear" w:color="auto" w:fill="1F1F1F"/>
+        <w:wordWrap/>
+        <w:autoSpaceDE/>
+        <w:autoSpaceDN/>
+        <w:spacing w:after="0" w:line="285" w:lineRule="atLeast"/>
+        <w:jc w:val="left"/>
+        <w:rPr>
+          <w:rFonts w:ascii="Consolas" w:eastAsia="굴림" w:hAnsi="Consolas" w:cs="굴림"/>
+          <w:color w:val="CCCCCC"/>
+          <w:kern w:val="0"/>
+          <w:sz w:val="21"/>
+          <w:szCs w:val="21"/>
+        </w:rPr>
+      </w:pPr>
+      <w:r>
+        <w:rPr>
+          <w:rFonts w:ascii="Consolas" w:eastAsia="굴림" w:hAnsi="Consolas" w:cs="굴림"/>
+          <w:color w:val="CCCCCC"/>
+          <w:kern w:val="0"/>
+          <w:sz w:val="21"/>
+          <w:szCs w:val="21"/>
+        </w:rPr>
+        <w:t xml:space="preserve">        </w:t>
+      </w:r>
+      <w:r>
+        <w:rPr>
+          <w:rFonts w:ascii="Consolas" w:eastAsia="굴림" w:hAnsi="Consolas" w:cs="굴림"/>
+          <w:color w:val="4EC9B0"/>
+          <w:kern w:val="0"/>
+          <w:sz w:val="21"/>
+          <w:szCs w:val="21"/>
+        </w:rPr>
+        <w:t>gfx</w:t>
+      </w:r>
+      <w:r>
+        <w:rPr>
+          <w:rFonts w:ascii="Consolas" w:eastAsia="굴림" w:hAnsi="Consolas" w:cs="굴림"/>
+          <w:color w:val="CCCCCC"/>
+          <w:kern w:val="0"/>
+          <w:sz w:val="21"/>
+          <w:szCs w:val="21"/>
+        </w:rPr>
+        <w:t>::</w:t>
+      </w:r>
+      <w:r>
+        <w:rPr>
+          <w:rFonts w:ascii="Consolas" w:eastAsia="굴림" w:hAnsi="Consolas" w:cs="굴림"/>
+          <w:color w:val="4EC9B0"/>
+          <w:kern w:val="0"/>
+          <w:sz w:val="21"/>
+          <w:szCs w:val="21"/>
+        </w:rPr>
+        <w:t>d3d12</w:t>
+      </w:r>
+      <w:r>
+        <w:rPr>
+          <w:rFonts w:ascii="Consolas" w:eastAsia="굴림" w:hAnsi="Consolas" w:cs="굴림"/>
+          <w:color w:val="CCCCCC"/>
+          <w:kern w:val="0"/>
+          <w:sz w:val="21"/>
+          <w:szCs w:val="21"/>
+        </w:rPr>
+        <w:t>::</w:t>
+      </w:r>
+      <w:r>
+        <w:rPr>
+          <w:rFonts w:ascii="Consolas" w:eastAsia="굴림" w:hAnsi="Consolas" w:cs="굴림"/>
+          <w:color w:val="DCDCAA"/>
+          <w:kern w:val="0"/>
+          <w:sz w:val="21"/>
+          <w:szCs w:val="21"/>
+        </w:rPr>
+        <w:t>convClientToVP</w:t>
+      </w:r>
+      <w:r>
+        <w:rPr>
+          <w:rFonts w:ascii="Consolas" w:eastAsia="굴림" w:hAnsi="Consolas" w:cs="굴림"/>
+          <w:color w:val="CCCCCC"/>
+          <w:kern w:val="0"/>
+          <w:sz w:val="21"/>
+          <w:szCs w:val="21"/>
+        </w:rPr>
+        <w:t>(</w:t>
+      </w:r>
+      <w:r>
+        <w:rPr>
+          <w:rFonts w:ascii="Consolas" w:eastAsia="굴림" w:hAnsi="Consolas" w:cs="굴림"/>
+          <w:color w:val="9CDCFE"/>
+          <w:kern w:val="0"/>
+          <w:sz w:val="21"/>
+          <w:szCs w:val="21"/>
+        </w:rPr>
+        <w:t>core</w:t>
+      </w:r>
+      <w:r>
+        <w:rPr>
+          <w:rFonts w:ascii="Consolas" w:eastAsia="굴림" w:hAnsi="Consolas" w:cs="굴림"/>
+          <w:color w:val="CCCCCC"/>
+          <w:kern w:val="0"/>
+          <w:sz w:val="21"/>
+          <w:szCs w:val="21"/>
+        </w:rPr>
+        <w:t>.</w:t>
+      </w:r>
+      <w:r>
+        <w:rPr>
+          <w:rFonts w:ascii="Consolas" w:eastAsia="굴림" w:hAnsi="Consolas" w:cs="굴림"/>
+          <w:color w:val="DCDCAA"/>
+          <w:kern w:val="0"/>
+          <w:sz w:val="21"/>
+          <w:szCs w:val="21"/>
+        </w:rPr>
+        <w:t>window</w:t>
+      </w:r>
+      <w:r>
+        <w:rPr>
+          <w:rFonts w:ascii="Consolas" w:eastAsia="굴림" w:hAnsi="Consolas" w:cs="굴림"/>
+          <w:color w:val="CCCCCC"/>
+          <w:kern w:val="0"/>
+          <w:sz w:val="21"/>
+          <w:szCs w:val="21"/>
+        </w:rPr>
+        <w:t>().</w:t>
+      </w:r>
+      <w:r>
+        <w:rPr>
+          <w:rFonts w:ascii="Consolas" w:eastAsia="굴림" w:hAnsi="Consolas" w:cs="굴림"/>
+          <w:color w:val="DCDCAA"/>
+          <w:kern w:val="0"/>
+          <w:sz w:val="21"/>
+          <w:szCs w:val="21"/>
+        </w:rPr>
+        <w:t>client</w:t>
+      </w:r>
+      <w:r>
+        <w:rPr>
+          <w:rFonts w:ascii="Consolas" w:eastAsia="굴림" w:hAnsi="Consolas" w:cs="굴림"/>
+          <w:color w:val="CCCCCC"/>
+          <w:kern w:val="0"/>
+          <w:sz w:val="21"/>
+          <w:szCs w:val="21"/>
+        </w:rPr>
+        <w:t>())</w:t>
+      </w:r>
+    </w:p>
+    <w:p>
+      <w:pPr>
+        <w:widowControl/>
+        <w:shd w:val="clear" w:color="auto" w:fill="1F1F1F"/>
+        <w:wordWrap/>
+        <w:autoSpaceDE/>
+        <w:autoSpaceDN/>
+        <w:spacing w:after="0" w:line="285" w:lineRule="atLeast"/>
+        <w:jc w:val="left"/>
+        <w:rPr>
+          <w:rFonts w:ascii="Consolas" w:eastAsia="굴림" w:hAnsi="Consolas" w:cs="굴림"/>
+          <w:color w:val="CCCCCC"/>
+          <w:kern w:val="0"/>
+          <w:sz w:val="21"/>
+          <w:szCs w:val="21"/>
+        </w:rPr>
+      </w:pPr>
+      <w:r>
+        <w:rPr>
+          <w:rFonts w:ascii="Consolas" w:eastAsia="굴림" w:hAnsi="Consolas" w:cs="굴림"/>
+          <w:color w:val="CCCCCC"/>
+          <w:kern w:val="0"/>
+          <w:sz w:val="21"/>
+          <w:szCs w:val="21"/>
+        </w:rPr>
+        <w:t xml:space="preserve">    ), </w:t>
+      </w:r>
+      <w:r>
+        <w:rPr>
+          <w:rFonts w:ascii="Consolas" w:eastAsia="굴림" w:hAnsi="Consolas" w:cs="굴림"/>
+          <w:color w:val="9CDCFE"/>
+          <w:kern w:val="0"/>
+          <w:sz w:val="21"/>
+          <w:szCs w:val="21"/>
+        </w:rPr>
+        <w:t>shaderShadowMapTessellation_</w:t>
+      </w:r>
+      <w:r>
+        <w:rPr>
+          <w:rFonts w:ascii="Consolas" w:eastAsia="굴림" w:hAnsi="Consolas" w:cs="굴림"/>
+          <w:color w:val="CCCCCC"/>
+          <w:kern w:val="0"/>
+          <w:sz w:val="21"/>
+          <w:szCs w:val="21"/>
+        </w:rPr>
+        <w:t>(</w:t>
+      </w:r>
+      <w:r>
+        <w:rPr>
+          <w:rFonts w:ascii="Consolas" w:eastAsia="굴림" w:hAnsi="Consolas" w:cs="굴림"/>
+          <w:color w:val="9CDCFE"/>
+          <w:kern w:val="0"/>
+          <w:sz w:val="21"/>
+          <w:szCs w:val="21"/>
+        </w:rPr>
+        <w:t>core</w:t>
+      </w:r>
+      <w:r>
+        <w:rPr>
+          <w:rFonts w:ascii="Consolas" w:eastAsia="굴림" w:hAnsi="Consolas" w:cs="굴림"/>
+          <w:color w:val="CCCCCC"/>
+          <w:kern w:val="0"/>
+          <w:sz w:val="21"/>
+          <w:szCs w:val="21"/>
+        </w:rPr>
+        <w:t>.</w:t>
+      </w:r>
+      <w:r>
+        <w:rPr>
+          <w:rFonts w:ascii="Consolas" w:eastAsia="굴림" w:hAnsi="Consolas" w:cs="굴림"/>
+          <w:color w:val="DCDCAA"/>
+          <w:kern w:val="0"/>
+          <w:sz w:val="21"/>
+          <w:szCs w:val="21"/>
+        </w:rPr>
+        <w:t>device</w:t>
+      </w:r>
+      <w:r>
+        <w:rPr>
+          <w:rFonts w:ascii="Consolas" w:eastAsia="굴림" w:hAnsi="Consolas" w:cs="굴림"/>
+          <w:color w:val="CCCCCC"/>
+          <w:kern w:val="0"/>
+          <w:sz w:val="21"/>
+          <w:szCs w:val="21"/>
+        </w:rPr>
+        <w:t xml:space="preserve">(), </w:t>
+      </w:r>
+      <w:r>
+        <w:rPr>
+          <w:rFonts w:ascii="Consolas" w:eastAsia="굴림" w:hAnsi="Consolas" w:cs="굴림"/>
+          <w:color w:val="9CDCFE"/>
+          <w:kern w:val="0"/>
+          <w:sz w:val="21"/>
+          <w:szCs w:val="21"/>
+        </w:rPr>
+        <w:t>core</w:t>
+      </w:r>
+      <w:r>
+        <w:rPr>
+          <w:rFonts w:ascii="Consolas" w:eastAsia="굴림" w:hAnsi="Consolas" w:cs="굴림"/>
+          <w:color w:val="CCCCCC"/>
+          <w:kern w:val="0"/>
+          <w:sz w:val="21"/>
+          <w:szCs w:val="21"/>
+        </w:rPr>
+        <w:t>.</w:t>
+      </w:r>
+      <w:r>
+        <w:rPr>
+          <w:rFonts w:ascii="Consolas" w:eastAsia="굴림" w:hAnsi="Consolas" w:cs="굴림"/>
+          <w:color w:val="DCDCAA"/>
+          <w:kern w:val="0"/>
+          <w:sz w:val="21"/>
+          <w:szCs w:val="21"/>
+        </w:rPr>
+        <w:t>root</w:t>
+      </w:r>
+      <w:r>
+        <w:rPr>
+          <w:rFonts w:ascii="Consolas" w:eastAsia="굴림" w:hAnsi="Consolas" w:cs="굴림"/>
+          <w:color w:val="CCCCCC"/>
+          <w:kern w:val="0"/>
+          <w:sz w:val="21"/>
+          <w:szCs w:val="21"/>
+        </w:rPr>
+        <w:t>(),</w:t>
+      </w:r>
+    </w:p>
+    <w:p>
+      <w:pPr>
+        <w:widowControl/>
+        <w:shd w:val="clear" w:color="auto" w:fill="1F1F1F"/>
+        <w:wordWrap/>
+        <w:autoSpaceDE/>
+        <w:autoSpaceDN/>
+        <w:spacing w:after="0" w:line="285" w:lineRule="atLeast"/>
+        <w:jc w:val="left"/>
+        <w:rPr>
+          <w:rFonts w:ascii="Consolas" w:eastAsia="굴림" w:hAnsi="Consolas" w:cs="굴림"/>
+          <w:color w:val="CCCCCC"/>
+          <w:kern w:val="0"/>
+          <w:sz w:val="21"/>
+          <w:szCs w:val="21"/>
+        </w:rPr>
+      </w:pPr>
+      <w:r>
+        <w:rPr>
+          <w:rFonts w:ascii="Consolas" w:eastAsia="굴림" w:hAnsi="Consolas" w:cs="굴림"/>
+          <w:color w:val="CCCCCC"/>
+          <w:kern w:val="0"/>
+          <w:sz w:val="21"/>
+          <w:szCs w:val="21"/>
+        </w:rPr>
+        <w:t xml:space="preserve">        </w:t>
+      </w:r>
+      <w:r>
+        <w:rPr>
+          <w:rFonts w:ascii="Consolas" w:eastAsia="굴림" w:hAnsi="Consolas" w:cs="굴림"/>
+          <w:color w:val="4EC9B0"/>
+          <w:kern w:val="0"/>
+          <w:sz w:val="21"/>
+          <w:szCs w:val="21"/>
+        </w:rPr>
+        <w:t>gfx</w:t>
+      </w:r>
+      <w:r>
+        <w:rPr>
+          <w:rFonts w:ascii="Consolas" w:eastAsia="굴림" w:hAnsi="Consolas" w:cs="굴림"/>
+          <w:color w:val="CCCCCC"/>
+          <w:kern w:val="0"/>
+          <w:sz w:val="21"/>
+          <w:szCs w:val="21"/>
+        </w:rPr>
+        <w:t>::</w:t>
+      </w:r>
+      <w:r>
+        <w:rPr>
+          <w:rFonts w:ascii="Consolas" w:eastAsia="굴림" w:hAnsi="Consolas" w:cs="굴림"/>
+          <w:color w:val="4EC9B0"/>
+          <w:kern w:val="0"/>
+          <w:sz w:val="21"/>
+          <w:szCs w:val="21"/>
+        </w:rPr>
+        <w:t>d3d12</w:t>
+      </w:r>
+      <w:r>
+        <w:rPr>
+          <w:rFonts w:ascii="Consolas" w:eastAsia="굴림" w:hAnsi="Consolas" w:cs="굴림"/>
+          <w:color w:val="CCCCCC"/>
+          <w:kern w:val="0"/>
+          <w:sz w:val="21"/>
+          <w:szCs w:val="21"/>
+        </w:rPr>
+        <w:t>::</w:t>
+      </w:r>
+      <w:r>
+        <w:rPr>
+          <w:rFonts w:ascii="Consolas" w:eastAsia="굴림" w:hAnsi="Consolas" w:cs="굴림"/>
+          <w:color w:val="4EC9B0"/>
+          <w:kern w:val="0"/>
+          <w:sz w:val="21"/>
+          <w:szCs w:val="21"/>
+        </w:rPr>
+        <w:t>ShaderShadowMapTessellation</w:t>
+      </w:r>
+      <w:r>
+        <w:rPr>
+          <w:rFonts w:ascii="Consolas" w:eastAsia="굴림" w:hAnsi="Consolas" w:cs="굴림"/>
+          <w:color w:val="CCCCCC"/>
+          <w:kern w:val="0"/>
+          <w:sz w:val="21"/>
+          <w:szCs w:val="21"/>
+        </w:rPr>
+        <w:t>::</w:t>
+      </w:r>
+      <w:r>
+        <w:rPr>
+          <w:rFonts w:ascii="Consolas" w:eastAsia="굴림" w:hAnsi="Consolas" w:cs="굴림"/>
+          <w:color w:val="4EC9B0"/>
+          <w:kern w:val="0"/>
+          <w:sz w:val="21"/>
+          <w:szCs w:val="21"/>
+        </w:rPr>
+        <w:t>Config</w:t>
+      </w:r>
+      <w:r>
+        <w:rPr>
+          <w:rFonts w:ascii="Consolas" w:eastAsia="굴림" w:hAnsi="Consolas" w:cs="굴림"/>
+          <w:color w:val="CCCCCC"/>
+          <w:kern w:val="0"/>
+          <w:sz w:val="21"/>
+          <w:szCs w:val="21"/>
+        </w:rPr>
+        <w:t>{</w:t>
+      </w:r>
+    </w:p>
+    <w:p>
+      <w:pPr>
+        <w:widowControl/>
+        <w:shd w:val="clear" w:color="auto" w:fill="1F1F1F"/>
+        <w:wordWrap/>
+        <w:autoSpaceDE/>
+        <w:autoSpaceDN/>
+        <w:spacing w:after="0" w:line="285" w:lineRule="atLeast"/>
+        <w:jc w:val="left"/>
+        <w:rPr>
+          <w:rFonts w:ascii="Consolas" w:eastAsia="굴림" w:hAnsi="Consolas" w:cs="굴림"/>
+          <w:color w:val="CCCCCC"/>
+          <w:kern w:val="0"/>
+          <w:sz w:val="21"/>
+          <w:szCs w:val="21"/>
+        </w:rPr>
+      </w:pPr>
+      <w:r>
+        <w:rPr>
+          <w:rFonts w:ascii="Consolas" w:eastAsia="굴림" w:hAnsi="Consolas" w:cs="굴림"/>
+          <w:color w:val="CCCCCC"/>
+          <w:kern w:val="0"/>
+          <w:sz w:val="21"/>
+          <w:szCs w:val="21"/>
+        </w:rPr>
+        <w:t>            .</w:t>
+      </w:r>
+      <w:r>
+        <w:rPr>
+          <w:rFonts w:ascii="Consolas" w:eastAsia="굴림" w:hAnsi="Consolas" w:cs="굴림"/>
+          <w:color w:val="9CDCFE"/>
+          <w:kern w:val="0"/>
+          <w:sz w:val="21"/>
+          <w:szCs w:val="21"/>
+        </w:rPr>
+        <w:t>maxInstanceCnt</w:t>
+      </w:r>
+      <w:r>
+        <w:rPr>
+          <w:rFonts w:ascii="Consolas" w:eastAsia="굴림" w:hAnsi="Consolas" w:cs="굴림"/>
+          <w:color w:val="CCCCCC"/>
+          <w:kern w:val="0"/>
+          <w:sz w:val="21"/>
+          <w:szCs w:val="21"/>
+        </w:rPr>
+        <w:t xml:space="preserve"> </w:t>
+      </w:r>
+      <w:r>
+        <w:rPr>
+          <w:rFonts w:ascii="Consolas" w:eastAsia="굴림" w:hAnsi="Consolas" w:cs="굴림"/>
+          <w:color w:val="D4D4D4"/>
+          <w:kern w:val="0"/>
+          <w:sz w:val="21"/>
+          <w:szCs w:val="21"/>
+        </w:rPr>
+        <w:t>=</w:t>
+      </w:r>
+      <w:r>
+        <w:rPr>
+          <w:rFonts w:ascii="Consolas" w:eastAsia="굴림" w:hAnsi="Consolas" w:cs="굴림"/>
+          <w:color w:val="CCCCCC"/>
+          <w:kern w:val="0"/>
+          <w:sz w:val="21"/>
+          <w:szCs w:val="21"/>
+        </w:rPr>
+        <w:t xml:space="preserve"> </w:t>
+      </w:r>
+      <w:r>
+        <w:rPr>
+          <w:rFonts w:ascii="Consolas" w:eastAsia="굴림" w:hAnsi="Consolas" w:cs="굴림"/>
+          <w:color w:val="B5CEA8"/>
+          <w:kern w:val="0"/>
+          <w:sz w:val="21"/>
+          <w:szCs w:val="21"/>
+        </w:rPr>
+        <w:t>0x1000u</w:t>
+      </w:r>
+      <w:r>
+        <w:rPr>
+          <w:rFonts w:ascii="Consolas" w:eastAsia="굴림" w:hAnsi="Consolas" w:cs="굴림"/>
+          <w:color w:val="CCCCCC"/>
+          <w:kern w:val="0"/>
+          <w:sz w:val="21"/>
+          <w:szCs w:val="21"/>
+        </w:rPr>
+        <w:t>,</w:t>
+      </w:r>
+    </w:p>
+    <w:p>
+      <w:pPr>
+        <w:widowControl/>
+        <w:shd w:val="clear" w:color="auto" w:fill="1F1F1F"/>
+        <w:wordWrap/>
+        <w:autoSpaceDE/>
+        <w:autoSpaceDN/>
+        <w:spacing w:after="0" w:line="285" w:lineRule="atLeast"/>
+        <w:jc w:val="left"/>
+        <w:rPr>
+          <w:rFonts w:ascii="Consolas" w:eastAsia="굴림" w:hAnsi="Consolas" w:cs="굴림"/>
+          <w:color w:val="CCCCCC"/>
+          <w:kern w:val="0"/>
+          <w:sz w:val="21"/>
+          <w:szCs w:val="21"/>
+        </w:rPr>
+      </w:pPr>
+      <w:r>
+        <w:rPr>
+          <w:rFonts w:ascii="Consolas" w:eastAsia="굴림" w:hAnsi="Consolas" w:cs="굴림"/>
+          <w:color w:val="CCCCCC"/>
+          <w:kern w:val="0"/>
+          <w:sz w:val="21"/>
+          <w:szCs w:val="21"/>
+        </w:rPr>
+        <w:t>            .</w:t>
+      </w:r>
+      <w:r>
+        <w:rPr>
+          <w:rFonts w:ascii="Consolas" w:eastAsia="굴림" w:hAnsi="Consolas" w:cs="굴림"/>
+          <w:color w:val="9CDCFE"/>
+          <w:kern w:val="0"/>
+          <w:sz w:val="21"/>
+          <w:szCs w:val="21"/>
+        </w:rPr>
+        <w:t>maxDrawcallCnt</w:t>
+      </w:r>
+      <w:r>
+        <w:rPr>
+          <w:rFonts w:ascii="Consolas" w:eastAsia="굴림" w:hAnsi="Consolas" w:cs="굴림"/>
+          <w:color w:val="CCCCCC"/>
+          <w:kern w:val="0"/>
+          <w:sz w:val="21"/>
+          <w:szCs w:val="21"/>
+        </w:rPr>
+        <w:t xml:space="preserve"> </w:t>
+      </w:r>
+      <w:r>
+        <w:rPr>
+          <w:rFonts w:ascii="Consolas" w:eastAsia="굴림" w:hAnsi="Consolas" w:cs="굴림"/>
+          <w:color w:val="D4D4D4"/>
+          <w:kern w:val="0"/>
+          <w:sz w:val="21"/>
+          <w:szCs w:val="21"/>
+        </w:rPr>
+        <w:t>=</w:t>
+      </w:r>
+      <w:r>
+        <w:rPr>
+          <w:rFonts w:ascii="Consolas" w:eastAsia="굴림" w:hAnsi="Consolas" w:cs="굴림"/>
+          <w:color w:val="CCCCCC"/>
+          <w:kern w:val="0"/>
+          <w:sz w:val="21"/>
+          <w:szCs w:val="21"/>
+        </w:rPr>
+        <w:t xml:space="preserve"> </w:t>
+      </w:r>
+      <w:r>
+        <w:rPr>
+          <w:rFonts w:ascii="Consolas" w:eastAsia="굴림" w:hAnsi="Consolas" w:cs="굴림"/>
+          <w:color w:val="B5CEA8"/>
+          <w:kern w:val="0"/>
+          <w:sz w:val="21"/>
+          <w:szCs w:val="21"/>
+        </w:rPr>
+        <w:t>0x1000u</w:t>
+      </w:r>
+      <w:r>
+        <w:rPr>
+          <w:rFonts w:ascii="Consolas" w:eastAsia="굴림" w:hAnsi="Consolas" w:cs="굴림"/>
+          <w:color w:val="CCCCCC"/>
+          <w:kern w:val="0"/>
+          <w:sz w:val="21"/>
+          <w:szCs w:val="21"/>
+        </w:rPr>
+        <w:t>,</w:t>
+      </w:r>
+    </w:p>
+    <w:p>
+      <w:pPr>
+        <w:widowControl/>
+        <w:shd w:val="clear" w:color="auto" w:fill="1F1F1F"/>
+        <w:wordWrap/>
+        <w:autoSpaceDE/>
+        <w:autoSpaceDN/>
+        <w:spacing w:after="0" w:line="285" w:lineRule="atLeast"/>
+        <w:jc w:val="left"/>
+        <w:rPr>
+          <w:rFonts w:ascii="Consolas" w:eastAsia="굴림" w:hAnsi="Consolas" w:cs="굴림"/>
+          <w:color w:val="CCCCCC"/>
+          <w:kern w:val="0"/>
+          <w:sz w:val="21"/>
+          <w:szCs w:val="21"/>
+        </w:rPr>
+      </w:pPr>
+      <w:r>
+        <w:rPr>
+          <w:rFonts w:ascii="Consolas" w:eastAsia="굴림" w:hAnsi="Consolas" w:cs="굴림"/>
+          <w:color w:val="CCCCCC"/>
+          <w:kern w:val="0"/>
+          <w:sz w:val="21"/>
+          <w:szCs w:val="21"/>
+        </w:rPr>
+        <w:t xml:space="preserve">        }, </w:t>
+      </w:r>
+      <w:r>
+        <w:rPr>
+          <w:rFonts w:ascii="Consolas" w:eastAsia="굴림" w:hAnsi="Consolas" w:cs="굴림"/>
+          <w:color w:val="4EC9B0"/>
+          <w:kern w:val="0"/>
+          <w:sz w:val="21"/>
+          <w:szCs w:val="21"/>
+        </w:rPr>
+        <w:t>gfx</w:t>
+      </w:r>
+      <w:r>
+        <w:rPr>
+          <w:rFonts w:ascii="Consolas" w:eastAsia="굴림" w:hAnsi="Consolas" w:cs="굴림"/>
+          <w:color w:val="CCCCCC"/>
+          <w:kern w:val="0"/>
+          <w:sz w:val="21"/>
+          <w:szCs w:val="21"/>
+        </w:rPr>
+        <w:t>::</w:t>
+      </w:r>
+      <w:r>
+        <w:rPr>
+          <w:rFonts w:ascii="Consolas" w:eastAsia="굴림" w:hAnsi="Consolas" w:cs="굴림"/>
+          <w:color w:val="4EC9B0"/>
+          <w:kern w:val="0"/>
+          <w:sz w:val="21"/>
+          <w:szCs w:val="21"/>
+        </w:rPr>
+        <w:t>d3d12</w:t>
+      </w:r>
+      <w:r>
+        <w:rPr>
+          <w:rFonts w:ascii="Consolas" w:eastAsia="굴림" w:hAnsi="Consolas" w:cs="굴림"/>
+          <w:color w:val="CCCCCC"/>
+          <w:kern w:val="0"/>
+          <w:sz w:val="21"/>
+          <w:szCs w:val="21"/>
+        </w:rPr>
+        <w:t>::</w:t>
+      </w:r>
+      <w:r>
+        <w:rPr>
+          <w:rFonts w:ascii="Consolas" w:eastAsia="굴림" w:hAnsi="Consolas" w:cs="굴림"/>
+          <w:color w:val="4EC9B0"/>
+          <w:kern w:val="0"/>
+          <w:sz w:val="21"/>
+          <w:szCs w:val="21"/>
+        </w:rPr>
+        <w:t>InputLayout</w:t>
+      </w:r>
+      <w:r>
+        <w:rPr>
+          <w:rFonts w:ascii="Consolas" w:eastAsia="굴림" w:hAnsi="Consolas" w:cs="굴림"/>
+          <w:color w:val="CCCCCC"/>
+          <w:kern w:val="0"/>
+          <w:sz w:val="21"/>
+          <w:szCs w:val="21"/>
+        </w:rPr>
+        <w:t>::</w:t>
+      </w:r>
+      <w:r>
+        <w:rPr>
+          <w:rFonts w:ascii="Consolas" w:eastAsia="굴림" w:hAnsi="Consolas" w:cs="굴림"/>
+          <w:color w:val="4EC9B0"/>
+          <w:kern w:val="0"/>
+          <w:sz w:val="21"/>
+          <w:szCs w:val="21"/>
+        </w:rPr>
+        <w:t>Spec</w:t>
+      </w:r>
+      <w:r>
+        <w:rPr>
+          <w:rFonts w:ascii="Consolas" w:eastAsia="굴림" w:hAnsi="Consolas" w:cs="굴림"/>
+          <w:color w:val="CCCCCC"/>
+          <w:kern w:val="0"/>
+          <w:sz w:val="21"/>
+          <w:szCs w:val="21"/>
+        </w:rPr>
+        <w:t>::</w:t>
+      </w:r>
+      <w:r>
+        <w:rPr>
+          <w:rFonts w:ascii="Consolas" w:eastAsia="굴림" w:hAnsi="Consolas" w:cs="굴림"/>
+          <w:color w:val="4FC1FF"/>
+          <w:kern w:val="0"/>
+          <w:sz w:val="21"/>
+          <w:szCs w:val="21"/>
+        </w:rPr>
+        <w:t>serial</w:t>
+      </w:r>
+    </w:p>
+    <w:p>
+      <w:pPr>
+        <w:widowControl/>
+        <w:shd w:val="clear" w:color="auto" w:fill="1F1F1F"/>
+        <w:wordWrap/>
+        <w:autoSpaceDE/>
+        <w:autoSpaceDN/>
+        <w:spacing w:after="0" w:line="285" w:lineRule="atLeast"/>
+        <w:jc w:val="left"/>
+        <w:rPr>
+          <w:rFonts w:ascii="Consolas" w:eastAsia="굴림" w:hAnsi="Consolas" w:cs="굴림"/>
+          <w:color w:val="CCCCCC"/>
+          <w:kern w:val="0"/>
+          <w:sz w:val="21"/>
+          <w:szCs w:val="21"/>
+        </w:rPr>
+      </w:pPr>
+      <w:r>
+        <w:rPr>
+          <w:rFonts w:ascii="Consolas" w:eastAsia="굴림" w:hAnsi="Consolas" w:cs="굴림"/>
+          <w:color w:val="CCCCCC"/>
+          <w:kern w:val="0"/>
+          <w:sz w:val="21"/>
+          <w:szCs w:val="21"/>
+        </w:rPr>
+        <w:t xml:space="preserve">    ), </w:t>
+      </w:r>
+      <w:r>
+        <w:rPr>
+          <w:rFonts w:ascii="Consolas" w:eastAsia="굴림" w:hAnsi="Consolas" w:cs="굴림"/>
+          <w:color w:val="9CDCFE"/>
+          <w:kern w:val="0"/>
+          <w:sz w:val="21"/>
+          <w:szCs w:val="21"/>
+        </w:rPr>
+        <w:t>renderPassShadowMapTessellation_</w:t>
+      </w:r>
+      <w:r>
+        <w:rPr>
+          <w:rFonts w:ascii="Consolas" w:eastAsia="굴림" w:hAnsi="Consolas" w:cs="굴림"/>
+          <w:color w:val="CCCCCC"/>
+          <w:kern w:val="0"/>
+          <w:sz w:val="21"/>
+          <w:szCs w:val="21"/>
+        </w:rPr>
+        <w:t>(</w:t>
+      </w:r>
+      <w:r>
+        <w:rPr>
+          <w:rFonts w:ascii="Consolas" w:eastAsia="굴림" w:hAnsi="Consolas" w:cs="굴림"/>
+          <w:color w:val="9CDCFE"/>
+          <w:kern w:val="0"/>
+          <w:sz w:val="21"/>
+          <w:szCs w:val="21"/>
+        </w:rPr>
+        <w:t>core</w:t>
+      </w:r>
+      <w:r>
+        <w:rPr>
+          <w:rFonts w:ascii="Consolas" w:eastAsia="굴림" w:hAnsi="Consolas" w:cs="굴림"/>
+          <w:color w:val="CCCCCC"/>
+          <w:kern w:val="0"/>
+          <w:sz w:val="21"/>
+          <w:szCs w:val="21"/>
+        </w:rPr>
+        <w:t>.</w:t>
+      </w:r>
+      <w:r>
+        <w:rPr>
+          <w:rFonts w:ascii="Consolas" w:eastAsia="굴림" w:hAnsi="Consolas" w:cs="굴림"/>
+          <w:color w:val="DCDCAA"/>
+          <w:kern w:val="0"/>
+          <w:sz w:val="21"/>
+          <w:szCs w:val="21"/>
+        </w:rPr>
+        <w:t>device</w:t>
+      </w:r>
+      <w:r>
+        <w:rPr>
+          <w:rFonts w:ascii="Consolas" w:eastAsia="굴림" w:hAnsi="Consolas" w:cs="굴림"/>
+          <w:color w:val="CCCCCC"/>
+          <w:kern w:val="0"/>
+          <w:sz w:val="21"/>
+          <w:szCs w:val="21"/>
+        </w:rPr>
+        <w:t>(),</w:t>
+      </w:r>
+    </w:p>
+    <w:p>
+      <w:pPr>
+        <w:widowControl/>
+        <w:shd w:val="clear" w:color="auto" w:fill="1F1F1F"/>
+        <w:wordWrap/>
+        <w:autoSpaceDE/>
+        <w:autoSpaceDN/>
+        <w:spacing w:after="0" w:line="285" w:lineRule="atLeast"/>
+        <w:jc w:val="left"/>
+        <w:rPr>
+          <w:rFonts w:ascii="Consolas" w:eastAsia="굴림" w:hAnsi="Consolas" w:cs="굴림"/>
+          <w:color w:val="CCCCCC"/>
+          <w:kern w:val="0"/>
+          <w:sz w:val="21"/>
+          <w:szCs w:val="21"/>
+        </w:rPr>
+      </w:pPr>
+      <w:r>
+        <w:rPr>
+          <w:rFonts w:ascii="Consolas" w:eastAsia="굴림" w:hAnsi="Consolas" w:cs="굴림"/>
+          <w:color w:val="CCCCCC"/>
+          <w:kern w:val="0"/>
+          <w:sz w:val="21"/>
+          <w:szCs w:val="21"/>
+        </w:rPr>
+        <w:t xml:space="preserve">        </w:t>
+      </w:r>
+      <w:r>
+        <w:rPr>
+          <w:rFonts w:ascii="Consolas" w:eastAsia="굴림" w:hAnsi="Consolas" w:cs="굴림"/>
+          <w:color w:val="9CDCFE"/>
+          <w:kern w:val="0"/>
+          <w:sz w:val="21"/>
+          <w:szCs w:val="21"/>
+        </w:rPr>
+        <w:t>shaderShadowMapTessellation_</w:t>
+      </w:r>
+      <w:r>
+        <w:rPr>
+          <w:rFonts w:ascii="Consolas" w:eastAsia="굴림" w:hAnsi="Consolas" w:cs="굴림"/>
+          <w:color w:val="CCCCCC"/>
+          <w:kern w:val="0"/>
+          <w:sz w:val="21"/>
+          <w:szCs w:val="21"/>
+        </w:rPr>
+        <w:t xml:space="preserve">, </w:t>
+      </w:r>
+      <w:r>
+        <w:rPr>
+          <w:rFonts w:ascii="Consolas" w:eastAsia="굴림" w:hAnsi="Consolas" w:cs="굴림"/>
+          <w:color w:val="9CDCFE"/>
+          <w:kern w:val="0"/>
+          <w:sz w:val="21"/>
+          <w:szCs w:val="21"/>
+        </w:rPr>
+        <w:t>renderPassShadowMap_</w:t>
+      </w:r>
+      <w:r>
+        <w:rPr>
+          <w:rFonts w:ascii="Consolas" w:eastAsia="굴림" w:hAnsi="Consolas" w:cs="굴림"/>
+          <w:color w:val="CCCCCC"/>
+          <w:kern w:val="0"/>
+          <w:sz w:val="21"/>
+          <w:szCs w:val="21"/>
+        </w:rPr>
+        <w:t>,</w:t>
+      </w:r>
+    </w:p>
+    <w:p>
+      <w:pPr>
+        <w:widowControl/>
+        <w:shd w:val="clear" w:color="auto" w:fill="1F1F1F"/>
+        <w:wordWrap/>
+        <w:autoSpaceDE/>
+        <w:autoSpaceDN/>
+        <w:spacing w:after="0" w:line="285" w:lineRule="atLeast"/>
+        <w:jc w:val="left"/>
+        <w:rPr>
+          <w:rFonts w:ascii="Consolas" w:eastAsia="굴림" w:hAnsi="Consolas" w:cs="굴림"/>
+          <w:color w:val="CCCCCC"/>
+          <w:kern w:val="0"/>
+          <w:sz w:val="21"/>
+          <w:szCs w:val="21"/>
+        </w:rPr>
+      </w:pPr>
+      <w:r>
+        <w:rPr>
+          <w:rFonts w:ascii="Consolas" w:eastAsia="굴림" w:hAnsi="Consolas" w:cs="굴림"/>
+          <w:color w:val="CCCCCC"/>
+          <w:kern w:val="0"/>
+          <w:sz w:val="21"/>
+          <w:szCs w:val="21"/>
+        </w:rPr>
+        <w:t xml:space="preserve">        </w:t>
+      </w:r>
+      <w:r>
+        <w:rPr>
+          <w:rFonts w:ascii="Consolas" w:eastAsia="굴림" w:hAnsi="Consolas" w:cs="굴림"/>
+          <w:color w:val="4EC9B0"/>
+          <w:kern w:val="0"/>
+          <w:sz w:val="21"/>
+          <w:szCs w:val="21"/>
+        </w:rPr>
+        <w:t>gfx</w:t>
+      </w:r>
+      <w:r>
+        <w:rPr>
+          <w:rFonts w:ascii="Consolas" w:eastAsia="굴림" w:hAnsi="Consolas" w:cs="굴림"/>
+          <w:color w:val="CCCCCC"/>
+          <w:kern w:val="0"/>
+          <w:sz w:val="21"/>
+          <w:szCs w:val="21"/>
+        </w:rPr>
+        <w:t>::</w:t>
+      </w:r>
+      <w:r>
+        <w:rPr>
+          <w:rFonts w:ascii="Consolas" w:eastAsia="굴림" w:hAnsi="Consolas" w:cs="굴림"/>
+          <w:color w:val="4EC9B0"/>
+          <w:kern w:val="0"/>
+          <w:sz w:val="21"/>
+          <w:szCs w:val="21"/>
+        </w:rPr>
+        <w:t>d3d12</w:t>
+      </w:r>
+      <w:r>
+        <w:rPr>
+          <w:rFonts w:ascii="Consolas" w:eastAsia="굴림" w:hAnsi="Consolas" w:cs="굴림"/>
+          <w:color w:val="CCCCCC"/>
+          <w:kern w:val="0"/>
+          <w:sz w:val="21"/>
+          <w:szCs w:val="21"/>
+        </w:rPr>
+        <w:t>::</w:t>
+      </w:r>
+      <w:r>
+        <w:rPr>
+          <w:rFonts w:ascii="Consolas" w:eastAsia="굴림" w:hAnsi="Consolas" w:cs="굴림"/>
+          <w:color w:val="DCDCAA"/>
+          <w:kern w:val="0"/>
+          <w:sz w:val="21"/>
+          <w:szCs w:val="21"/>
+        </w:rPr>
+        <w:t>convClientToVP</w:t>
+      </w:r>
+      <w:r>
+        <w:rPr>
+          <w:rFonts w:ascii="Consolas" w:eastAsia="굴림" w:hAnsi="Consolas" w:cs="굴림"/>
+          <w:color w:val="CCCCCC"/>
+          <w:kern w:val="0"/>
+          <w:sz w:val="21"/>
+          <w:szCs w:val="21"/>
+        </w:rPr>
+        <w:t>(</w:t>
+      </w:r>
+      <w:r>
+        <w:rPr>
+          <w:rFonts w:ascii="Consolas" w:eastAsia="굴림" w:hAnsi="Consolas" w:cs="굴림"/>
+          <w:color w:val="9CDCFE"/>
+          <w:kern w:val="0"/>
+          <w:sz w:val="21"/>
+          <w:szCs w:val="21"/>
+        </w:rPr>
+        <w:t>core</w:t>
+      </w:r>
+      <w:r>
+        <w:rPr>
+          <w:rFonts w:ascii="Consolas" w:eastAsia="굴림" w:hAnsi="Consolas" w:cs="굴림"/>
+          <w:color w:val="CCCCCC"/>
+          <w:kern w:val="0"/>
+          <w:sz w:val="21"/>
+          <w:szCs w:val="21"/>
+        </w:rPr>
+        <w:t>.</w:t>
+      </w:r>
+      <w:r>
+        <w:rPr>
+          <w:rFonts w:ascii="Consolas" w:eastAsia="굴림" w:hAnsi="Consolas" w:cs="굴림"/>
+          <w:color w:val="DCDCAA"/>
+          <w:kern w:val="0"/>
+          <w:sz w:val="21"/>
+          <w:szCs w:val="21"/>
+        </w:rPr>
+        <w:t>window</w:t>
+      </w:r>
+      <w:r>
+        <w:rPr>
+          <w:rFonts w:ascii="Consolas" w:eastAsia="굴림" w:hAnsi="Consolas" w:cs="굴림"/>
+          <w:color w:val="CCCCCC"/>
+          <w:kern w:val="0"/>
+          <w:sz w:val="21"/>
+          <w:szCs w:val="21"/>
+        </w:rPr>
+        <w:t>().</w:t>
+      </w:r>
+      <w:r>
+        <w:rPr>
+          <w:rFonts w:ascii="Consolas" w:eastAsia="굴림" w:hAnsi="Consolas" w:cs="굴림"/>
+          <w:color w:val="DCDCAA"/>
+          <w:kern w:val="0"/>
+          <w:sz w:val="21"/>
+          <w:szCs w:val="21"/>
+        </w:rPr>
+        <w:t>client</w:t>
+      </w:r>
+      <w:r>
+        <w:rPr>
+          <w:rFonts w:ascii="Consolas" w:eastAsia="굴림" w:hAnsi="Consolas" w:cs="굴림"/>
+          <w:color w:val="CCCCCC"/>
+          <w:kern w:val="0"/>
+          <w:sz w:val="21"/>
+          <w:szCs w:val="21"/>
+        </w:rPr>
+        <w:t>())</w:t>
+      </w:r>
+    </w:p>
+    <w:p>
+      <w:pPr>
+        <w:widowControl/>
+        <w:shd w:val="clear" w:color="auto" w:fill="1F1F1F"/>
+        <w:wordWrap/>
+        <w:autoSpaceDE/>
+        <w:autoSpaceDN/>
+        <w:spacing w:after="0" w:line="285" w:lineRule="atLeast"/>
+        <w:jc w:val="left"/>
+        <w:rPr>
+          <w:rFonts w:ascii="Consolas" w:eastAsia="굴림" w:hAnsi="Consolas" w:cs="굴림"/>
+          <w:color w:val="CCCCCC"/>
+          <w:kern w:val="0"/>
+          <w:sz w:val="21"/>
+          <w:szCs w:val="21"/>
+        </w:rPr>
+      </w:pPr>
+      <w:r>
+        <w:rPr>
+          <w:rFonts w:ascii="Consolas" w:eastAsia="굴림" w:hAnsi="Consolas" w:cs="굴림"/>
+          <w:color w:val="CCCCCC"/>
+          <w:kern w:val="0"/>
+          <w:sz w:val="21"/>
+          <w:szCs w:val="21"/>
+        </w:rPr>
+        <w:t>    )</w:t>
       </w:r>
     </w:p>
     <w:p>
@@ -962,321 +2623,11 @@
         <w:rPr>
           <w:rFonts w:hint="eastAsia"/>
         </w:rPr>
-        <w:lastRenderedPageBreak/>
-        <w:t>디버깅 용으로 특정한 텍스처를 지정해 화면에 띄우는 셰이더 작성</w:t>
+        <w:t>현재 창업현장실습 중으로, 작업이 밀리고 있음.</w:t>
       </w:r>
       <w:r>
         <w:br/>
       </w:r>
-      <w:r>
-        <w:rPr>
-          <w:noProof/>
-        </w:rPr>
-        <w:drawing>
-          <wp:inline distT="0" distB="0" distL="0" distR="0" wp14:anchorId="6EC6ABF3" wp14:editId="56BF8176">
-            <wp:extent cx="3600000" cy="2080336"/>
-            <wp:effectExtent l="0" t="0" r="635" b="0"/>
-            <wp:docPr id="415854650" name="그림 2" descr="항공기, 교통, 비행, 안테나이(가) 표시된 사진&#10;&#10;자동 생성된 설명"/>
-            <wp:cNvGraphicFramePr>
-              <a:graphicFrameLocks xmlns:a="http://schemas.openxmlformats.org/drawingml/2006/main" noChangeAspect="1"/>
-            </wp:cNvGraphicFramePr>
-            <a:graphic xmlns:a="http://schemas.openxmlformats.org/drawingml/2006/main">
-              <a:graphicData uri="http://schemas.openxmlformats.org/drawingml/2006/picture">
-                <pic:pic xmlns:pic="http://schemas.openxmlformats.org/drawingml/2006/picture">
-                  <pic:nvPicPr>
-                    <pic:cNvPr id="415854650" name="그림 2" descr="항공기, 교통, 비행, 안테나이(가) 표시된 사진&#10;&#10;자동 생성된 설명"/>
-                    <pic:cNvPicPr/>
-                  </pic:nvPicPr>
-                  <pic:blipFill>
-                    <a:blip r:embed="rId9" cstate="print">
-                      <a:extLst>
-                        <a:ext uri="{28A0092B-C50C-407E-A947-70E740481C1C}">
-                          <a14:useLocalDpi xmlns:a14="http://schemas.microsoft.com/office/drawing/2010/main" val="0"/>
-                        </a:ext>
-                      </a:extLst>
-                    </a:blip>
-                    <a:stretch>
-                      <a:fillRect/>
-                    </a:stretch>
-                  </pic:blipFill>
-                  <pic:spPr>
-                    <a:xfrm>
-                      <a:off x="0" y="0"/>
-                      <a:ext cx="3600000" cy="2080336"/>
-                    </a:xfrm>
-                    <a:prstGeom prst="rect">
-                      <a:avLst/>
-                    </a:prstGeom>
-                  </pic:spPr>
-                </pic:pic>
-              </a:graphicData>
-            </a:graphic>
-          </wp:inline>
-        </w:drawing>
-      </w:r>
-      <w:r>
-        <w:br/>
-      </w:r>
-      <w:r>
-        <w:rPr>
-          <w:rFonts w:hint="eastAsia"/>
-        </w:rPr>
-        <w:t>(Directional Light으로 바라본 헬리콥터 Depth)</w:t>
-      </w:r>
-    </w:p>
-    <w:p>
-      <w:pPr>
-        <w:pStyle w:val="a4"/>
-        <w:numPr>
-          <w:ilvl w:val="0"/>
-          <w:numId w:val="13"/>
-        </w:numPr>
-        <w:ind w:leftChars="0"/>
-      </w:pPr>
-      <w:r>
-        <w:rPr>
-          <w:rFonts w:hint="eastAsia"/>
-        </w:rPr>
-        <w:t>그림자 매핑, 노멀 매핑 (테셀레이션 한 지형에 대해서도 수행)</w:t>
-      </w:r>
-      <w:r>
-        <w:br/>
-      </w:r>
-      <w:r>
-        <w:rPr>
-          <w:noProof/>
-        </w:rPr>
-        <w:drawing>
-          <wp:inline distT="0" distB="0" distL="0" distR="0" wp14:anchorId="0BD67332" wp14:editId="3D0E0B26">
-            <wp:extent cx="5760000" cy="3183245"/>
-            <wp:effectExtent l="0" t="0" r="0" b="0"/>
-            <wp:docPr id="2082558004" name="그림 4" descr="스크린샷, 지도, 디지털 합성이(가) 표시된 사진&#10;&#10;자동 생성된 설명"/>
-            <wp:cNvGraphicFramePr>
-              <a:graphicFrameLocks xmlns:a="http://schemas.openxmlformats.org/drawingml/2006/main" noChangeAspect="1"/>
-            </wp:cNvGraphicFramePr>
-            <a:graphic xmlns:a="http://schemas.openxmlformats.org/drawingml/2006/main">
-              <a:graphicData uri="http://schemas.openxmlformats.org/drawingml/2006/picture">
-                <pic:pic xmlns:pic="http://schemas.openxmlformats.org/drawingml/2006/picture">
-                  <pic:nvPicPr>
-                    <pic:cNvPr id="2082558004" name="그림 4" descr="스크린샷, 지도, 디지털 합성이(가) 표시된 사진&#10;&#10;자동 생성된 설명"/>
-                    <pic:cNvPicPr/>
-                  </pic:nvPicPr>
-                  <pic:blipFill>
-                    <a:blip r:embed="rId10">
-                      <a:extLst>
-                        <a:ext uri="{28A0092B-C50C-407E-A947-70E740481C1C}">
-                          <a14:useLocalDpi xmlns:a14="http://schemas.microsoft.com/office/drawing/2010/main" val="0"/>
-                        </a:ext>
-                      </a:extLst>
-                    </a:blip>
-                    <a:stretch>
-                      <a:fillRect/>
-                    </a:stretch>
-                  </pic:blipFill>
-                  <pic:spPr>
-                    <a:xfrm>
-                      <a:off x="0" y="0"/>
-                      <a:ext cx="5760000" cy="3183245"/>
-                    </a:xfrm>
-                    <a:prstGeom prst="rect">
-                      <a:avLst/>
-                    </a:prstGeom>
-                  </pic:spPr>
-                </pic:pic>
-              </a:graphicData>
-            </a:graphic>
-          </wp:inline>
-        </w:drawing>
-      </w:r>
-      <w:r>
-        <w:br/>
-      </w:r>
-      <w:r>
-        <w:rPr>
-          <w:rFonts w:hint="eastAsia"/>
-        </w:rPr>
-        <w:t>(유니티에서 추출하려고 한 청크)</w:t>
-      </w:r>
-    </w:p>
-    <w:p>
-      <w:pPr>
-        <w:widowControl/>
-        <w:wordWrap/>
-        <w:autoSpaceDE/>
-        <w:autoSpaceDN/>
-      </w:pPr>
-      <w:r>
-        <w:br w:type="page"/>
-      </w:r>
-    </w:p>
-    <w:p>
-      <w:pPr>
-        <w:pStyle w:val="a4"/>
-        <w:ind w:leftChars="0" w:left="425"/>
-      </w:pPr>
-      <w:r>
-        <w:lastRenderedPageBreak/>
-        <w:br/>
-      </w:r>
-      <w:r>
-        <w:rPr>
-          <w:noProof/>
-        </w:rPr>
-        <w:drawing>
-          <wp:inline distT="0" distB="0" distL="0" distR="0" wp14:anchorId="5ECE7D4E" wp14:editId="32AA04A2">
-            <wp:extent cx="5760000" cy="3208562"/>
-            <wp:effectExtent l="0" t="0" r="0" b="0"/>
-            <wp:docPr id="59841714" name="그림 3" descr="교통, 항공기, 스크린샷이(가) 표시된 사진&#10;&#10;자동 생성된 설명"/>
-            <wp:cNvGraphicFramePr>
-              <a:graphicFrameLocks xmlns:a="http://schemas.openxmlformats.org/drawingml/2006/main" noChangeAspect="1"/>
-            </wp:cNvGraphicFramePr>
-            <a:graphic xmlns:a="http://schemas.openxmlformats.org/drawingml/2006/main">
-              <a:graphicData uri="http://schemas.openxmlformats.org/drawingml/2006/picture">
-                <pic:pic xmlns:pic="http://schemas.openxmlformats.org/drawingml/2006/picture">
-                  <pic:nvPicPr>
-                    <pic:cNvPr id="59841714" name="그림 3" descr="교통, 항공기, 스크린샷이(가) 표시된 사진&#10;&#10;자동 생성된 설명"/>
-                    <pic:cNvPicPr/>
-                  </pic:nvPicPr>
-                  <pic:blipFill>
-                    <a:blip r:embed="rId11" cstate="print">
-                      <a:extLst>
-                        <a:ext uri="{28A0092B-C50C-407E-A947-70E740481C1C}">
-                          <a14:useLocalDpi xmlns:a14="http://schemas.microsoft.com/office/drawing/2010/main" val="0"/>
-                        </a:ext>
-                      </a:extLst>
-                    </a:blip>
-                    <a:stretch>
-                      <a:fillRect/>
-                    </a:stretch>
-                  </pic:blipFill>
-                  <pic:spPr>
-                    <a:xfrm>
-                      <a:off x="0" y="0"/>
-                      <a:ext cx="5760000" cy="3208562"/>
-                    </a:xfrm>
-                    <a:prstGeom prst="rect">
-                      <a:avLst/>
-                    </a:prstGeom>
-                  </pic:spPr>
-                </pic:pic>
-              </a:graphicData>
-            </a:graphic>
-          </wp:inline>
-        </w:drawing>
-      </w:r>
-      <w:r>
-        <w:br/>
-      </w:r>
-      <w:r>
-        <w:rPr>
-          <w:rFonts w:hint="eastAsia"/>
-        </w:rPr>
-        <w:t>(추출된 청크)</w:t>
-      </w:r>
-    </w:p>
-    <w:p>
-      <w:pPr>
-        <w:pStyle w:val="a4"/>
-        <w:numPr>
-          <w:ilvl w:val="0"/>
-          <w:numId w:val="13"/>
-        </w:numPr>
-        <w:ind w:leftChars="0"/>
-      </w:pPr>
-      <w:r>
-        <w:rPr>
-          <w:rFonts w:hint="eastAsia"/>
-        </w:rPr>
-        <w:t>pbr 셰이더 수정(Cook Torrance BRDF)</w:t>
-      </w:r>
-    </w:p>
-    <w:p>
-      <w:pPr>
-        <w:pStyle w:val="a4"/>
-        <w:numPr>
-          <w:ilvl w:val="1"/>
-          <w:numId w:val="13"/>
-        </w:numPr>
-        <w:ind w:leftChars="0"/>
-      </w:pPr>
-      <w:r>
-        <w:rPr>
-          <w:rFonts w:hint="eastAsia"/>
-        </w:rPr>
-        <w:t>linear color space에서 조명 연산 후 다시 sRGB color space로 되돌아오기</w:t>
-      </w:r>
-    </w:p>
-    <w:p>
-      <w:pPr>
-        <w:pStyle w:val="a4"/>
-        <w:numPr>
-          <w:ilvl w:val="1"/>
-          <w:numId w:val="13"/>
-        </w:numPr>
-        <w:ind w:leftChars="0"/>
-      </w:pPr>
-      <w:r>
-        <w:rPr>
-          <w:rFonts w:hint="eastAsia"/>
-        </w:rPr>
-        <w:t>material이 color space 정보를 저장하도록 변경</w:t>
-      </w:r>
-    </w:p>
-    <w:p>
-      <w:pPr>
-        <w:pStyle w:val="a4"/>
-        <w:numPr>
-          <w:ilvl w:val="0"/>
-          <w:numId w:val="13"/>
-        </w:numPr>
-        <w:ind w:leftChars="0"/>
-      </w:pPr>
-      <w:r>
-        <w:rPr>
-          <w:rFonts w:hint="eastAsia"/>
-        </w:rPr>
-        <w:t>LevelChunk, LevelRegion 클래스 설계 및 구현(미완)</w:t>
-      </w:r>
-    </w:p>
-    <w:p>
-      <w:pPr>
-        <w:pStyle w:val="a4"/>
-        <w:numPr>
-          <w:ilvl w:val="1"/>
-          <w:numId w:val="13"/>
-        </w:numPr>
-        <w:ind w:leftChars="0"/>
-      </w:pPr>
-      <w:r>
-        <w:rPr>
-          <w:rFonts w:hint="eastAsia"/>
-        </w:rPr>
-        <w:t>현재 로드되고 있는 청크가 이 클래스들을 기반으로 로드되고 있긴 함</w:t>
-      </w:r>
-    </w:p>
-    <w:p>
-      <w:pPr>
-        <w:pStyle w:val="a4"/>
-        <w:numPr>
-          <w:ilvl w:val="1"/>
-          <w:numId w:val="13"/>
-        </w:numPr>
-        <w:ind w:leftChars="0"/>
-      </w:pPr>
-      <w:r>
-        <w:rPr>
-          <w:rFonts w:hint="eastAsia"/>
-        </w:rPr>
-        <w:t>이종진 학우가 만든 테셀레이션 셰이더에 텍스처 타일링 추가</w:t>
-      </w:r>
-    </w:p>
-    <w:p>
-      <w:pPr>
-        <w:widowControl/>
-        <w:wordWrap/>
-        <w:autoSpaceDE/>
-        <w:autoSpaceDN/>
-      </w:pPr>
       <w:r>
         <w:br w:type="page"/>
       </w:r>
@@ -1364,7 +2715,6 @@
     <w:p>
       <w:pPr>
         <w:rPr>
-          <w:rFonts w:hint="eastAsia"/>
           <w:szCs w:val="20"/>
         </w:rPr>
       </w:pPr>
@@ -1725,6 +3075,15 @@
               </w:rPr>
               <w:t>구별할 방법이 필요하다.)</w:t>
             </w:r>
+            <w:r>
+              <w:br/>
+            </w:r>
+            <w:r>
+              <w:rPr>
+                <w:rFonts w:hint="eastAsia"/>
+              </w:rPr>
+              <w:t>청크와 청크 사이의 이음매가 끊겨있는 부분이 있다.</w:t>
+            </w:r>
           </w:p>
         </w:tc>
         <w:tc>
@@ -1758,6 +3117,9 @@
           <w:p>
             <w:pPr>
               <w:jc w:val="left"/>
+              <w:rPr>
+                <w:rFonts w:hint="eastAsia"/>
+              </w:rPr>
             </w:pPr>
             <w:r>
               <w:rPr>
@@ -1791,6 +3153,24 @@
                 <w:rFonts w:hint="eastAsia"/>
               </w:rPr>
               <w:t>방법을 조사해 Terrain Layering을 적용할 수 있도록 한다.</w:t>
+            </w:r>
+            <w:r>
+              <w:br/>
+            </w:r>
+            <w:r>
+              <w:rPr>
+                <w:rFonts w:hint="eastAsia"/>
+              </w:rPr>
+              <w:t>높이맵에서 각 청크가 맞닿는</w:t>
+            </w:r>
+            <w:r>
+              <w:br/>
+            </w:r>
+            <w:r>
+              <w:rPr>
+                <w:rFonts w:hint="eastAsia"/>
+              </w:rPr>
+              <w:t>부분의 색상을 min 혹은 max를 써서 통일되게 한다.</w:t>
             </w:r>
           </w:p>
         </w:tc>
@@ -2612,6 +3992,123 @@
     </w:lvl>
   </w:abstractNum>
   <w:abstractNum w:abstractNumId="3" w15:restartNumberingAfterBreak="0">
+    <w:nsid w:val="171F2F4D"/>
+    <w:multiLevelType w:val="multilevel"/>
+    <w:tmpl w:val="D7E046C8"/>
+    <w:lvl w:ilvl="0">
+      <w:start w:val="1"/>
+      <w:numFmt w:val="decimalFullWidth"/>
+      <w:lvlText w:val="%1"/>
+      <w:lvlJc w:val="left"/>
+      <w:pPr>
+        <w:ind w:left="425" w:hanging="425"/>
+      </w:pPr>
+      <w:rPr>
+        <w:rFonts w:hint="eastAsia"/>
+        <w:sz w:val="22"/>
+        <w:szCs w:val="22"/>
+      </w:rPr>
+    </w:lvl>
+    <w:lvl w:ilvl="1">
+      <w:start w:val="1"/>
+      <w:numFmt w:val="ganada"/>
+      <w:lvlText w:val="%2)"/>
+      <w:lvlJc w:val="left"/>
+      <w:pPr>
+        <w:ind w:left="851" w:hanging="426"/>
+      </w:pPr>
+      <w:rPr>
+        <w:rFonts w:hint="default"/>
+        <w:sz w:val="20"/>
+        <w:szCs w:val="22"/>
+      </w:rPr>
+    </w:lvl>
+    <w:lvl w:ilvl="2">
+      <w:start w:val="1"/>
+      <w:numFmt w:val="decimalEnclosedCircle"/>
+      <w:lvlText w:val="%3"/>
+      <w:lvlJc w:val="left"/>
+      <w:pPr>
+        <w:ind w:left="1276" w:hanging="425"/>
+      </w:pPr>
+      <w:rPr>
+        <w:rFonts w:hint="default"/>
+      </w:rPr>
+    </w:lvl>
+    <w:lvl w:ilvl="3">
+      <w:start w:val="1"/>
+      <w:numFmt w:val="none"/>
+      <w:lvlText w:val=""/>
+      <w:lvlJc w:val="left"/>
+      <w:pPr>
+        <w:ind w:left="1559" w:hanging="283"/>
+      </w:pPr>
+      <w:rPr>
+        <w:rFonts w:hint="default"/>
+      </w:rPr>
+    </w:lvl>
+    <w:lvl w:ilvl="4">
+      <w:start w:val="1"/>
+      <w:numFmt w:val="none"/>
+      <w:lvlText w:val=""/>
+      <w:lvlJc w:val="left"/>
+      <w:pPr>
+        <w:ind w:left="1984" w:hanging="425"/>
+      </w:pPr>
+      <w:rPr>
+        <w:rFonts w:hint="default"/>
+      </w:rPr>
+    </w:lvl>
+    <w:lvl w:ilvl="5">
+      <w:start w:val="1"/>
+      <w:numFmt w:val="none"/>
+      <w:lvlText w:val=""/>
+      <w:lvlJc w:val="left"/>
+      <w:pPr>
+        <w:ind w:left="2409" w:hanging="425"/>
+      </w:pPr>
+      <w:rPr>
+        <w:rFonts w:hint="default"/>
+      </w:rPr>
+    </w:lvl>
+    <w:lvl w:ilvl="6">
+      <w:start w:val="1"/>
+      <w:numFmt w:val="none"/>
+      <w:lvlText w:val=""/>
+      <w:lvlJc w:val="left"/>
+      <w:pPr>
+        <w:ind w:left="2835" w:hanging="426"/>
+      </w:pPr>
+      <w:rPr>
+        <w:rFonts w:hint="default"/>
+      </w:rPr>
+    </w:lvl>
+    <w:lvl w:ilvl="7">
+      <w:start w:val="1"/>
+      <w:numFmt w:val="none"/>
+      <w:lvlText w:val=""/>
+      <w:lvlJc w:val="left"/>
+      <w:pPr>
+        <w:ind w:left="3260" w:hanging="425"/>
+      </w:pPr>
+      <w:rPr>
+        <w:rFonts w:hint="default"/>
+      </w:rPr>
+    </w:lvl>
+    <w:lvl w:ilvl="8">
+      <w:start w:val="1"/>
+      <w:numFmt w:val="none"/>
+      <w:lvlText w:val=""/>
+      <w:lvlJc w:val="left"/>
+      <w:pPr>
+        <w:ind w:left="3685" w:hanging="425"/>
+      </w:pPr>
+      <w:rPr>
+        <w:rFonts w:hint="default"/>
+      </w:rPr>
+    </w:lvl>
+  </w:abstractNum>
+  <w:abstractNum w:abstractNumId="4" w15:restartNumberingAfterBreak="0">
     <w:nsid w:val="17A5568C"/>
     <w:multiLevelType w:val="hybridMultilevel"/>
     <w:tmpl w:val="313C3232"/>
@@ -2700,7 +4197,7 @@
       </w:pPr>
     </w:lvl>
   </w:abstractNum>
-  <w:abstractNum w:abstractNumId="4" w15:restartNumberingAfterBreak="0">
+  <w:abstractNum w:abstractNumId="5" w15:restartNumberingAfterBreak="0">
     <w:nsid w:val="18093604"/>
     <w:multiLevelType w:val="multilevel"/>
     <w:tmpl w:val="04090023"/>
@@ -2786,7 +4283,7 @@
       </w:pPr>
     </w:lvl>
   </w:abstractNum>
-  <w:abstractNum w:abstractNumId="5" w15:restartNumberingAfterBreak="0">
+  <w:abstractNum w:abstractNumId="6" w15:restartNumberingAfterBreak="0">
     <w:nsid w:val="19772F8B"/>
     <w:multiLevelType w:val="multilevel"/>
     <w:tmpl w:val="04090023"/>
@@ -2872,7 +4369,7 @@
       </w:pPr>
     </w:lvl>
   </w:abstractNum>
-  <w:abstractNum w:abstractNumId="6" w15:restartNumberingAfterBreak="0">
+  <w:abstractNum w:abstractNumId="7" w15:restartNumberingAfterBreak="0">
     <w:nsid w:val="205E670A"/>
     <w:multiLevelType w:val="hybridMultilevel"/>
     <w:tmpl w:val="42D8A9AA"/>
@@ -2961,7 +4458,7 @@
       </w:pPr>
     </w:lvl>
   </w:abstractNum>
-  <w:abstractNum w:abstractNumId="7" w15:restartNumberingAfterBreak="0">
+  <w:abstractNum w:abstractNumId="8" w15:restartNumberingAfterBreak="0">
     <w:nsid w:val="2E117D14"/>
     <w:multiLevelType w:val="hybridMultilevel"/>
     <w:tmpl w:val="C372A3FE"/>
@@ -3050,7 +4547,7 @@
       </w:pPr>
     </w:lvl>
   </w:abstractNum>
-  <w:abstractNum w:abstractNumId="8" w15:restartNumberingAfterBreak="0">
+  <w:abstractNum w:abstractNumId="9" w15:restartNumberingAfterBreak="0">
     <w:nsid w:val="2F6275F5"/>
     <w:multiLevelType w:val="hybridMultilevel"/>
     <w:tmpl w:val="E2544C86"/>
@@ -3163,7 +4660,7 @@
       </w:rPr>
     </w:lvl>
   </w:abstractNum>
-  <w:abstractNum w:abstractNumId="9" w15:restartNumberingAfterBreak="0">
+  <w:abstractNum w:abstractNumId="10" w15:restartNumberingAfterBreak="0">
     <w:nsid w:val="39787763"/>
     <w:multiLevelType w:val="hybridMultilevel"/>
     <w:tmpl w:val="313C3232"/>
@@ -3252,7 +4749,93 @@
       </w:pPr>
     </w:lvl>
   </w:abstractNum>
-  <w:abstractNum w:abstractNumId="10" w15:restartNumberingAfterBreak="0">
+  <w:abstractNum w:abstractNumId="11" w15:restartNumberingAfterBreak="0">
+    <w:nsid w:val="3A9A5537"/>
+    <w:multiLevelType w:val="multilevel"/>
+    <w:tmpl w:val="04090023"/>
+    <w:lvl w:ilvl="0">
+      <w:start w:val="1"/>
+      <w:numFmt w:val="decimalFullWidth"/>
+      <w:lvlText w:val="%1"/>
+      <w:lvlJc w:val="left"/>
+      <w:pPr>
+        <w:ind w:left="425" w:hanging="425"/>
+      </w:pPr>
+    </w:lvl>
+    <w:lvl w:ilvl="1">
+      <w:start w:val="1"/>
+      <w:numFmt w:val="ganada"/>
+      <w:lvlText w:val="%2)"/>
+      <w:lvlJc w:val="left"/>
+      <w:pPr>
+        <w:ind w:left="851" w:hanging="426"/>
+      </w:pPr>
+    </w:lvl>
+    <w:lvl w:ilvl="2">
+      <w:start w:val="1"/>
+      <w:numFmt w:val="decimalEnclosedCircle"/>
+      <w:lvlText w:val="%3"/>
+      <w:lvlJc w:val="left"/>
+      <w:pPr>
+        <w:ind w:left="1276" w:hanging="425"/>
+      </w:pPr>
+    </w:lvl>
+    <w:lvl w:ilvl="3">
+      <w:start w:val="1"/>
+      <w:numFmt w:val="none"/>
+      <w:lvlText w:val=""/>
+      <w:lvlJc w:val="left"/>
+      <w:pPr>
+        <w:ind w:left="1559" w:hanging="283"/>
+      </w:pPr>
+    </w:lvl>
+    <w:lvl w:ilvl="4">
+      <w:start w:val="1"/>
+      <w:numFmt w:val="none"/>
+      <w:lvlText w:val=""/>
+      <w:lvlJc w:val="left"/>
+      <w:pPr>
+        <w:ind w:left="1984" w:hanging="425"/>
+      </w:pPr>
+    </w:lvl>
+    <w:lvl w:ilvl="5">
+      <w:start w:val="1"/>
+      <w:numFmt w:val="none"/>
+      <w:lvlText w:val=""/>
+      <w:lvlJc w:val="left"/>
+      <w:pPr>
+        <w:ind w:left="2409" w:hanging="425"/>
+      </w:pPr>
+    </w:lvl>
+    <w:lvl w:ilvl="6">
+      <w:start w:val="1"/>
+      <w:numFmt w:val="none"/>
+      <w:lvlText w:val=""/>
+      <w:lvlJc w:val="left"/>
+      <w:pPr>
+        <w:ind w:left="2835" w:hanging="426"/>
+      </w:pPr>
+    </w:lvl>
+    <w:lvl w:ilvl="7">
+      <w:start w:val="1"/>
+      <w:numFmt w:val="none"/>
+      <w:lvlText w:val=""/>
+      <w:lvlJc w:val="left"/>
+      <w:pPr>
+        <w:ind w:left="3260" w:hanging="425"/>
+      </w:pPr>
+    </w:lvl>
+    <w:lvl w:ilvl="8">
+      <w:start w:val="1"/>
+      <w:numFmt w:val="none"/>
+      <w:lvlText w:val=""/>
+      <w:lvlJc w:val="left"/>
+      <w:pPr>
+        <w:ind w:left="3685" w:hanging="425"/>
+      </w:pPr>
+    </w:lvl>
+  </w:abstractNum>
+  <w:abstractNum w:abstractNumId="12" w15:restartNumberingAfterBreak="0">
     <w:nsid w:val="47250F15"/>
     <w:multiLevelType w:val="hybridMultilevel"/>
     <w:tmpl w:val="130CF338"/>
@@ -3365,7 +4948,7 @@
       </w:rPr>
     </w:lvl>
   </w:abstractNum>
-  <w:abstractNum w:abstractNumId="11" w15:restartNumberingAfterBreak="0">
+  <w:abstractNum w:abstractNumId="13" w15:restartNumberingAfterBreak="0">
     <w:nsid w:val="6A951E36"/>
     <w:multiLevelType w:val="hybridMultilevel"/>
     <w:tmpl w:val="426CAB40"/>
@@ -3477,7 +5060,7 @@
       </w:rPr>
     </w:lvl>
   </w:abstractNum>
-  <w:abstractNum w:abstractNumId="12" w15:restartNumberingAfterBreak="0">
+  <w:abstractNum w:abstractNumId="14" w15:restartNumberingAfterBreak="0">
     <w:nsid w:val="74F35523"/>
     <w:multiLevelType w:val="multilevel"/>
     <w:tmpl w:val="D7E046C8"/>
@@ -3598,40 +5181,46 @@
     <w:abstractNumId w:val="2"/>
   </w:num>
   <w:num w:numId="2" w16cid:durableId="1141192505">
-    <w:abstractNumId w:val="12"/>
+    <w:abstractNumId w:val="14"/>
   </w:num>
   <w:num w:numId="3" w16cid:durableId="772634501">
-    <w:abstractNumId w:val="6"/>
+    <w:abstractNumId w:val="7"/>
   </w:num>
   <w:num w:numId="4" w16cid:durableId="1453210560">
     <w:abstractNumId w:val="1"/>
   </w:num>
   <w:num w:numId="5" w16cid:durableId="1309281856">
-    <w:abstractNumId w:val="8"/>
+    <w:abstractNumId w:val="9"/>
   </w:num>
   <w:num w:numId="6" w16cid:durableId="770930427">
-    <w:abstractNumId w:val="10"/>
+    <w:abstractNumId w:val="12"/>
   </w:num>
   <w:num w:numId="7" w16cid:durableId="445807587">
-    <w:abstractNumId w:val="7"/>
+    <w:abstractNumId w:val="8"/>
   </w:num>
   <w:num w:numId="8" w16cid:durableId="108087389">
     <w:abstractNumId w:val="0"/>
   </w:num>
   <w:num w:numId="9" w16cid:durableId="122159753">
+    <w:abstractNumId w:val="4"/>
+  </w:num>
+  <w:num w:numId="10" w16cid:durableId="1557279485">
+    <w:abstractNumId w:val="10"/>
+  </w:num>
+  <w:num w:numId="11" w16cid:durableId="200825046">
+    <w:abstractNumId w:val="13"/>
+  </w:num>
+  <w:num w:numId="12" w16cid:durableId="643317901">
+    <w:abstractNumId w:val="6"/>
+  </w:num>
+  <w:num w:numId="13" w16cid:durableId="1529954174">
+    <w:abstractNumId w:val="5"/>
+  </w:num>
+  <w:num w:numId="14" w16cid:durableId="2111274035">
     <w:abstractNumId w:val="3"/>
   </w:num>
-  <w:num w:numId="10" w16cid:durableId="1557279485">
-    <w:abstractNumId w:val="9"/>
-  </w:num>
-  <w:num w:numId="11" w16cid:durableId="200825046">
+  <w:num w:numId="15" w16cid:durableId="428500509">
     <w:abstractNumId w:val="11"/>
-  </w:num>
-  <w:num w:numId="12" w16cid:durableId="643317901">
-    <w:abstractNumId w:val="5"/>
-  </w:num>
-  <w:num w:numId="13" w16cid:durableId="1529954174">
-    <w:abstractNumId w:val="4"/>
   </w:num>
 </w:numbering>
 </file>
